--- a/site/downloads/handbook-B12.docx
+++ b/site/downloads/handbook-B12.docx
@@ -1597,7 +1597,52 @@
           <w:b w:val="0"/>
           <w:i w:val="0"/>
         </w:rPr>
-        <w:t>Starter code:</w:t>
+        <w:t>Your code must pass these checks:</w:t>
+      </w:r>
+    </w:p>
+    <w:p>
+      <w:pPr>
+        <w:pStyle w:val="ListBullet"/>
+      </w:pPr>
+      <w:r>
+        <w:rPr>
+          <w:b w:val="0"/>
+          <w:i w:val="0"/>
+        </w:rPr>
+        <w:t>Check prevalence, ROC AUC, and precision and recall from counts at scores &gt;= threshold.</w:t>
+      </w:r>
+    </w:p>
+    <w:p>
+      <w:pPr>
+        <w:pStyle w:val="ListBullet"/>
+      </w:pPr>
+      <w:r>
+        <w:rPr>
+          <w:b w:val="0"/>
+          <w:i w:val="0"/>
+        </w:rPr>
+        <w:t>average_precision must come from average_precision_score(y_true, scores).</w:t>
+      </w:r>
+    </w:p>
+    <w:p>
+      <w:pPr>
+        <w:pStyle w:val="ListBullet"/>
+      </w:pPr>
+      <w:r>
+        <w:rPr>
+          <w:b w:val="0"/>
+          <w:i w:val="0"/>
+        </w:rPr>
+        <w:t>No flagged cases: precision is None, recall is 0.0.</w:t>
+      </w:r>
+    </w:p>
+    <w:p>
+      <w:r>
+        <w:rPr>
+          <w:b w:val="0"/>
+          <w:i w:val="0"/>
+        </w:rPr>
+        <w:t>Shape of the answer. The reference solution defines these names. Write the bodies yourself.</w:t>
       </w:r>
     </w:p>
     <w:tbl>
@@ -1635,7 +1680,7 @@
                 <w:b w:val="0"/>
                 <w:sz w:val="16"/>
               </w:rPr>
-              <w:t>from sklearn.metrics import accuracy_score</w:t>
+              <w:t># Ranking metrics, threshold metrics and the prevalence baseline.</w:t>
             </w:r>
           </w:p>
           <w:p>
@@ -1658,7 +1703,7 @@
                 <w:b w:val="0"/>
                 <w:sz w:val="16"/>
               </w:rPr>
-              <w:t xml:space="preserve"> </w:t>
+              <w:t>def evaluate(</w:t>
             </w:r>
           </w:p>
           <w:p>
@@ -1681,7 +1726,7 @@
                 <w:b w:val="0"/>
                 <w:sz w:val="16"/>
               </w:rPr>
-              <w:t xml:space="preserve"> </w:t>
+              <w:t xml:space="preserve">    y_true: np.ndarray,</w:t>
             </w:r>
           </w:p>
           <w:p>
@@ -1704,7 +1749,7 @@
                 <w:b w:val="0"/>
                 <w:sz w:val="16"/>
               </w:rPr>
-              <w:t>def evaluate(y_true, scores, threshold):</w:t>
+              <w:t xml:space="preserve">    scores: np.ndarray,</w:t>
             </w:r>
           </w:p>
           <w:p>
@@ -1727,7 +1772,30 @@
                 <w:b w:val="0"/>
                 <w:sz w:val="16"/>
               </w:rPr>
-              <w:t xml:space="preserve">    return {"accuracy": accuracy_score(y_true, scores &gt;= threshold)}</w:t>
+              <w:t xml:space="preserve">    threshold: float,</w:t>
+            </w:r>
+          </w:p>
+          <w:p>
+            <w:pPr>
+              <w:spacing w:before="0" w:after="0" w:line="240" w:lineRule="auto"/>
+              <w:ind w:left="567" w:hanging="567"/>
+            </w:pPr>
+            <w:r>
+              <w:rPr>
+                <w:rFonts w:ascii="Consolas" w:hAnsi="Consolas" w:eastAsia="Consolas"/>
+                <w:b w:val="0"/>
+                <w:color w:val="5B6875"/>
+                <w:sz w:val="16"/>
+              </w:rPr>
+              <w:t xml:space="preserve">   6  </w:t>
+            </w:r>
+            <w:r>
+              <w:rPr>
+                <w:rFonts w:ascii="Consolas" w:hAnsi="Consolas" w:eastAsia="Consolas"/>
+                <w:b w:val="0"/>
+                <w:sz w:val="16"/>
+              </w:rPr>
+              <w:t>) -&gt; dict[str, float | None]: ...</w:t>
             </w:r>
           </w:p>
         </w:tc>
@@ -1735,363 +1803,12 @@
     </w:tbl>
     <w:p/>
     <w:p>
-      <w:pPr>
-        <w:pStyle w:val="Heading5"/>
-      </w:pPr>
-      <w:r>
-        <w:t>Exercise 5. Architecture design (level 4)</w:t>
-      </w:r>
-    </w:p>
-    <w:p>
-      <w:r>
-        <w:rPr>
-          <w:b w:val="0"/>
-          <w:i w:val="0"/>
-        </w:rPr>
-        <w:t>Choose the headline metric for each model.</w:t>
-      </w:r>
-    </w:p>
-    <w:p>
-      <w:r>
-        <w:rPr>
-          <w:b w:val="0"/>
-          <w:i w:val="0"/>
-        </w:rPr>
-        <w:t>Options: Precision among the top k flagged, Accuracy, ROC AUC, Total cost at the chosen threshold.</w:t>
-      </w:r>
-    </w:p>
-    <w:p>
-      <w:pPr>
-        <w:pStyle w:val="ListNumber"/>
-      </w:pPr>
-      <w:r>
-        <w:rPr>
-          <w:b w:val="0"/>
-          <w:i w:val="0"/>
-        </w:rPr>
-        <w:t>Fraud: 1% prevalence, analysts review 150 cases a day</w:t>
-      </w:r>
-    </w:p>
-    <w:p>
-      <w:pPr>
-        <w:pStyle w:val="ListNumber"/>
-      </w:pPr>
-      <w:r>
-        <w:rPr>
-          <w:b w:val="0"/>
-          <w:i w:val="0"/>
-        </w:rPr>
-        <w:t>Compare two ranking models before any threshold exists</w:t>
-      </w:r>
-    </w:p>
-    <w:p>
-      <w:pPr>
-        <w:pStyle w:val="ListNumber"/>
-      </w:pPr>
-      <w:r>
-        <w:rPr>
-          <w:b w:val="0"/>
-          <w:i w:val="0"/>
-        </w:rPr>
-        <w:t>Loan approval: a default costs £4,000, a wrongly refused customer costs £300 of margin</w:t>
-      </w:r>
-    </w:p>
-    <w:p>
-      <w:pPr>
-        <w:pStyle w:val="Heading4"/>
-      </w:pPr>
-      <w:r>
-        <w:t>Sources</w:t>
-      </w:r>
-    </w:p>
-    <w:p>
-      <w:pPr>
-        <w:pStyle w:val="ListBullet"/>
-      </w:pPr>
-      <w:r>
-        <w:rPr>
-          <w:b w:val="0"/>
-          <w:i w:val="0"/>
-        </w:rPr>
-        <w:t>On make_classification data with 2.4% positives, all-negative accuracy was 0.976, logistic regression at 0.5 had recall 0.0, average precision 0.30 against a random 0.025. (verified: Run with scikit-learn 1.8.0 and 1.9.1 in this repository (random_state=0).)</w:t>
-      </w:r>
-    </w:p>
-    <w:p>
-      <w:pPr>
-        <w:pStyle w:val="Heading3"/>
-      </w:pPr>
-      <w:r>
-        <w:t>B12-L2 Calibration, when the probability itself matters</w:t>
-      </w:r>
-    </w:p>
-    <w:p>
-      <w:pPr>
-        <w:pStyle w:val="Heading4"/>
-      </w:pPr>
-      <w:r>
-        <w:t>Concept</w:t>
-      </w:r>
-    </w:p>
-    <w:p>
-      <w:r>
-        <w:rPr>
-          <w:b w:val="0"/>
-          <w:i w:val="0"/>
-        </w:rPr>
-        <w:t xml:space="preserve">A model is </w:t>
-      </w:r>
-      <w:r>
-        <w:rPr>
-          <w:b/>
-          <w:i w:val="0"/>
-        </w:rPr>
-        <w:t>calibrated</w:t>
-      </w:r>
-      <w:r>
-        <w:rPr>
-          <w:b w:val="0"/>
-          <w:i w:val="0"/>
-        </w:rPr>
-        <w:t xml:space="preserve"> when its probabilities mean what they say: of all customers scored 0.30, about 30% churn. Ranking metrics such as ROC AUC ignore calibration. A model can rank perfectly and still say 0.9 where the truth is 0.1.</w:t>
-      </w:r>
-    </w:p>
-    <w:p>
-      <w:r>
-        <w:rPr>
-          <w:b w:val="0"/>
-          <w:i w:val="0"/>
-        </w:rPr>
-        <w:t>Calibration matters whenever someone uses the number itself: expected revenue (</w:t>
-      </w:r>
-      <w:r>
-        <w:rPr>
-          <w:rFonts w:ascii="Consolas" w:hAnsi="Consolas" w:eastAsia="Consolas"/>
-          <w:b w:val="0"/>
-          <w:sz w:val="19"/>
-        </w:rPr>
-        <w:t>probability × value</w:t>
-      </w:r>
-      <w:r>
-        <w:rPr>
-          <w:b w:val="0"/>
-          <w:i w:val="0"/>
-        </w:rPr>
-        <w:t>), a forecast count of churners, a risk shown to a person, or thresholds agreed in probability terms.</w:t>
-      </w:r>
-    </w:p>
-    <w:p>
-      <w:r>
-        <w:rPr>
-          <w:b/>
-          <w:i w:val="0"/>
-        </w:rPr>
-        <w:t>Check it</w:t>
-      </w:r>
-      <w:r>
-        <w:rPr>
-          <w:b w:val="0"/>
-          <w:i w:val="0"/>
-        </w:rPr>
-        <w:t xml:space="preserve"> with a calibration table: group predictions into bins, then compare the mean predicted probability with the observed rate in each bin. scikit-learn 1.8 gives the same with </w:t>
-      </w:r>
-      <w:r>
-        <w:rPr>
-          <w:rFonts w:ascii="Consolas" w:hAnsi="Consolas" w:eastAsia="Consolas"/>
-          <w:b w:val="0"/>
-          <w:sz w:val="19"/>
-        </w:rPr>
-        <w:t>calibration_curve(y, p, n_bins=10)</w:t>
-      </w:r>
-      <w:r>
-        <w:rPr>
-          <w:b w:val="0"/>
-          <w:i w:val="0"/>
-        </w:rPr>
-        <w:t>. Plot observed against predicted. A calibrated model follows the diagonal.</w:t>
-      </w:r>
-    </w:p>
-    <w:p>
-      <w:r>
-        <w:rPr>
-          <w:b w:val="0"/>
-          <w:i w:val="0"/>
-        </w:rPr>
-        <w:t xml:space="preserve">Summarise with the </w:t>
-      </w:r>
-      <w:r>
-        <w:rPr>
-          <w:b/>
-          <w:i w:val="0"/>
-        </w:rPr>
-        <w:t>Brier score</w:t>
-      </w:r>
-      <w:r>
-        <w:rPr>
-          <w:b w:val="0"/>
-          <w:i w:val="0"/>
-        </w:rPr>
-        <w:t xml:space="preserve"> (</w:t>
-      </w:r>
-      <w:r>
-        <w:rPr>
-          <w:rFonts w:ascii="Consolas" w:hAnsi="Consolas" w:eastAsia="Consolas"/>
-          <w:b w:val="0"/>
-          <w:sz w:val="19"/>
-        </w:rPr>
-        <w:t>brier_score_loss</w:t>
-      </w:r>
-      <w:r>
-        <w:rPr>
-          <w:b w:val="0"/>
-          <w:i w:val="0"/>
-        </w:rPr>
-        <w:t>), the mean squared error of the probabilities. Compare it with a constant model that always predicts the prevalence.</w:t>
-      </w:r>
-    </w:p>
-    <w:p>
-      <w:r>
-        <w:rPr>
-          <w:b w:val="0"/>
-          <w:i w:val="0"/>
-        </w:rPr>
-        <w:t xml:space="preserve">A common cause of bad calibration is </w:t>
-      </w:r>
-      <w:r>
-        <w:rPr>
-          <w:b/>
-          <w:i w:val="0"/>
-        </w:rPr>
-        <w:t>reweighting for imbalance</w:t>
-      </w:r>
-      <w:r>
-        <w:rPr>
-          <w:b w:val="0"/>
-          <w:i w:val="0"/>
-        </w:rPr>
-        <w:t xml:space="preserve">. In this course's build, a logistic regression on data with 2.4% positives had a mean predicted probability of 0.024 and a Brier score of 0.021. The same model with </w:t>
-      </w:r>
-      <w:r>
-        <w:rPr>
-          <w:rFonts w:ascii="Consolas" w:hAnsi="Consolas" w:eastAsia="Consolas"/>
-          <w:b w:val="0"/>
-          <w:sz w:val="19"/>
-        </w:rPr>
-        <w:t>class_weight="balanced"</w:t>
-      </w:r>
-      <w:r>
-        <w:rPr>
-          <w:b w:val="0"/>
-          <w:i w:val="0"/>
-        </w:rPr>
-        <w:t xml:space="preserve"> had a mean predicted probability of </w:t>
-      </w:r>
-      <w:r>
-        <w:rPr>
-          <w:b/>
-          <w:i w:val="0"/>
-        </w:rPr>
-        <w:t>0.42</w:t>
-      </w:r>
-      <w:r>
-        <w:rPr>
-          <w:b w:val="0"/>
-          <w:i w:val="0"/>
-        </w:rPr>
-        <w:t xml:space="preserve">, and a Brier score of </w:t>
-      </w:r>
-      <w:r>
-        <w:rPr>
-          <w:b/>
-          <w:i w:val="0"/>
-        </w:rPr>
-        <w:t>0.199</w:t>
-      </w:r>
-      <w:r>
-        <w:rPr>
-          <w:b w:val="0"/>
-          <w:i w:val="0"/>
-        </w:rPr>
-        <w:t>, worse than predicting 0.024 for everyone (0.024). Its AUC was slightly higher. Its probabilities were useless as probabilities.</w:t>
-      </w:r>
-    </w:p>
-    <w:p>
-      <w:r>
-        <w:rPr>
-          <w:b/>
-          <w:i w:val="0"/>
-        </w:rPr>
-        <w:t>Fix it</w:t>
-      </w:r>
-      <w:r>
-        <w:rPr>
-          <w:b w:val="0"/>
-          <w:i w:val="0"/>
-        </w:rPr>
-        <w:t xml:space="preserve"> with </w:t>
-      </w:r>
-      <w:r>
-        <w:rPr>
-          <w:rFonts w:ascii="Consolas" w:hAnsi="Consolas" w:eastAsia="Consolas"/>
-          <w:b w:val="0"/>
-          <w:sz w:val="19"/>
-        </w:rPr>
-        <w:t>CalibratedClassifierCV(model, method="sigmoid", cv=5)</w:t>
-      </w:r>
-      <w:r>
-        <w:rPr>
-          <w:b w:val="0"/>
-          <w:i w:val="0"/>
-        </w:rPr>
-        <w:t xml:space="preserve">, which fits a calibration map on held-out folds. Use </w:t>
-      </w:r>
-      <w:r>
-        <w:rPr>
-          <w:rFonts w:ascii="Consolas" w:hAnsi="Consolas" w:eastAsia="Consolas"/>
-          <w:b w:val="0"/>
-          <w:sz w:val="19"/>
-        </w:rPr>
-        <w:t>method="isotonic"</w:t>
-      </w:r>
-      <w:r>
-        <w:rPr>
-          <w:b w:val="0"/>
-          <w:i w:val="0"/>
-        </w:rPr>
-        <w:t xml:space="preserve"> only with plenty of data, roughly a thousand positives or more, because it overfits small samples. Check calibration again on the test set after fitting.</w:t>
-      </w:r>
-    </w:p>
-    <w:p>
-      <w:r>
-        <w:rPr>
-          <w:b w:val="0"/>
-          <w:i w:val="0"/>
-        </w:rPr>
-        <w:t>If you only need a ranking or a top-k list, calibration does not matter. Say which one you deliver.</w:t>
-      </w:r>
-    </w:p>
-    <w:p>
-      <w:pPr>
-        <w:pStyle w:val="Heading4"/>
-      </w:pPr>
-      <w:r>
-        <w:t>Why it matters</w:t>
-      </w:r>
-    </w:p>
-    <w:p>
-      <w:r>
-        <w:rPr>
-          <w:b w:val="0"/>
-          <w:i w:val="0"/>
-        </w:rPr>
-        <w:t>A retention team estimated campaign value as the sum of churn probabilities times customer margin. The model had been trained with balanced class weights. Its average churn probability was 0.41 on a base that churned at 3% a month. The business case promised ten times the saves the campaign could deliver, and budget was approved on it.</w:t>
-      </w:r>
-    </w:p>
-    <w:p>
-      <w:pPr>
-        <w:pStyle w:val="Heading4"/>
-      </w:pPr>
-      <w:r>
-        <w:t>Worked example: weak code</w:t>
+      <w:r>
+        <w:rPr>
+          <w:b w:val="0"/>
+          <w:i w:val="0"/>
+        </w:rPr>
+        <w:t>Starter code:</w:t>
       </w:r>
     </w:p>
     <w:tbl>
@@ -2117,19 +1834,19 @@
             <w:r>
               <w:rPr>
                 <w:rFonts w:ascii="Consolas" w:hAnsi="Consolas" w:eastAsia="Consolas"/>
-                <w:b/>
+                <w:b w:val="0"/>
                 <w:color w:val="5B6875"/>
                 <w:sz w:val="16"/>
               </w:rPr>
-              <w:t xml:space="preserve"> [1]  </w:t>
-            </w:r>
-            <w:r>
-              <w:rPr>
-                <w:rFonts w:ascii="Consolas" w:hAnsi="Consolas" w:eastAsia="Consolas"/>
-                <w:b w:val="0"/>
-                <w:sz w:val="16"/>
-              </w:rPr>
-              <w:t>model = LogisticRegression(class_weight="balanced").fit(X_train, y_train)</w:t>
+              <w:t xml:space="preserve">   1  </w:t>
+            </w:r>
+            <w:r>
+              <w:rPr>
+                <w:rFonts w:ascii="Consolas" w:hAnsi="Consolas" w:eastAsia="Consolas"/>
+                <w:b w:val="0"/>
+                <w:sz w:val="16"/>
+              </w:rPr>
+              <w:t>from sklearn.metrics import accuracy_score</w:t>
             </w:r>
           </w:p>
           <w:p>
@@ -2140,40 +1857,118 @@
             <w:r>
               <w:rPr>
                 <w:rFonts w:ascii="Consolas" w:hAnsi="Consolas" w:eastAsia="Consolas"/>
-                <w:b/>
+                <w:b w:val="0"/>
                 <w:color w:val="5B6875"/>
                 <w:sz w:val="16"/>
               </w:rPr>
-              <w:t xml:space="preserve"> [2]  </w:t>
-            </w:r>
-            <w:r>
-              <w:rPr>
-                <w:rFonts w:ascii="Consolas" w:hAnsi="Consolas" w:eastAsia="Consolas"/>
-                <w:b w:val="0"/>
-                <w:sz w:val="16"/>
-              </w:rPr>
-              <w:t>expected_churners = model.predict_proba(X_live)[:, 1].sum()</w:t>
+              <w:t xml:space="preserve">   2  </w:t>
+            </w:r>
+            <w:r>
+              <w:rPr>
+                <w:rFonts w:ascii="Consolas" w:hAnsi="Consolas" w:eastAsia="Consolas"/>
+                <w:b w:val="0"/>
+                <w:sz w:val="16"/>
+              </w:rPr>
+              <w:t xml:space="preserve"> </w:t>
+            </w:r>
+          </w:p>
+          <w:p>
+            <w:pPr>
+              <w:spacing w:before="0" w:after="0" w:line="240" w:lineRule="auto"/>
+              <w:ind w:left="567" w:hanging="567"/>
+            </w:pPr>
+            <w:r>
+              <w:rPr>
+                <w:rFonts w:ascii="Consolas" w:hAnsi="Consolas" w:eastAsia="Consolas"/>
+                <w:b w:val="0"/>
+                <w:color w:val="5B6875"/>
+                <w:sz w:val="16"/>
+              </w:rPr>
+              <w:t xml:space="preserve">   3  </w:t>
+            </w:r>
+            <w:r>
+              <w:rPr>
+                <w:rFonts w:ascii="Consolas" w:hAnsi="Consolas" w:eastAsia="Consolas"/>
+                <w:b w:val="0"/>
+                <w:sz w:val="16"/>
+              </w:rPr>
+              <w:t xml:space="preserve"> </w:t>
+            </w:r>
+          </w:p>
+          <w:p>
+            <w:pPr>
+              <w:spacing w:before="0" w:after="0" w:line="240" w:lineRule="auto"/>
+              <w:ind w:left="567" w:hanging="567"/>
+            </w:pPr>
+            <w:r>
+              <w:rPr>
+                <w:rFonts w:ascii="Consolas" w:hAnsi="Consolas" w:eastAsia="Consolas"/>
+                <w:b w:val="0"/>
+                <w:color w:val="5B6875"/>
+                <w:sz w:val="16"/>
+              </w:rPr>
+              <w:t xml:space="preserve">   4  </w:t>
+            </w:r>
+            <w:r>
+              <w:rPr>
+                <w:rFonts w:ascii="Consolas" w:hAnsi="Consolas" w:eastAsia="Consolas"/>
+                <w:b w:val="0"/>
+                <w:sz w:val="16"/>
+              </w:rPr>
+              <w:t>def evaluate(y_true, scores, threshold):</w:t>
+            </w:r>
+          </w:p>
+          <w:p>
+            <w:pPr>
+              <w:spacing w:before="0" w:after="0" w:line="240" w:lineRule="auto"/>
+              <w:ind w:left="567" w:hanging="567"/>
+            </w:pPr>
+            <w:r>
+              <w:rPr>
+                <w:rFonts w:ascii="Consolas" w:hAnsi="Consolas" w:eastAsia="Consolas"/>
+                <w:b w:val="0"/>
+                <w:color w:val="5B6875"/>
+                <w:sz w:val="16"/>
+              </w:rPr>
+              <w:t xml:space="preserve">   5  </w:t>
+            </w:r>
+            <w:r>
+              <w:rPr>
+                <w:rFonts w:ascii="Consolas" w:hAnsi="Consolas" w:eastAsia="Consolas"/>
+                <w:b w:val="0"/>
+                <w:sz w:val="16"/>
+              </w:rPr>
+              <w:t xml:space="preserve">    return {"accuracy": accuracy_score(y_true, scores &gt;= threshold)}</w:t>
             </w:r>
           </w:p>
         </w:tc>
       </w:tr>
     </w:tbl>
+    <w:p/>
     <w:p>
       <w:pPr>
-        <w:pStyle w:val="ListNumber"/>
+        <w:pStyle w:val="Heading5"/>
       </w:pPr>
       <w:r>
-        <w:rPr>
-          <w:b/>
-        </w:rPr>
-        <w:t xml:space="preserve">Line 1. </w:t>
-      </w:r>
-      <w:r>
-        <w:rPr>
-          <w:b w:val="0"/>
-          <w:i w:val="0"/>
-        </w:rPr>
-        <w:t>Balanced weights push probabilities towards 0.5.</w:t>
+        <w:t>Exercise 5. Architecture design (level 4)</w:t>
+      </w:r>
+    </w:p>
+    <w:p>
+      <w:r>
+        <w:rPr>
+          <w:b w:val="0"/>
+          <w:i w:val="0"/>
+        </w:rPr>
+        <w:t>Choose the headline metric for each model.</w:t>
+      </w:r>
+    </w:p>
+    <w:p>
+      <w:r>
+        <w:rPr>
+          <w:b w:val="0"/>
+          <w:i w:val="0"/>
+        </w:rPr>
+        <w:t>Options: Precision among the top k flagged, Accuracy, ROC AUC, Total cost at the chosen threshold.</w:t>
       </w:r>
     </w:p>
     <w:p>
@@ -2182,16 +1977,34 @@
       </w:pPr>
       <w:r>
         <w:rPr>
-          <w:b/>
-        </w:rPr>
-        <w:t xml:space="preserve">Line 2. </w:t>
-      </w:r>
-      <w:r>
-        <w:rPr>
-          <w:b w:val="0"/>
-          <w:i w:val="0"/>
-        </w:rPr>
-        <w:t>Sums miscalibrated probabilities as if they were real rates.</w:t>
+          <w:b w:val="0"/>
+          <w:i w:val="0"/>
+        </w:rPr>
+        <w:t>Fraud: 1% prevalence, analysts review 150 cases a day</w:t>
+      </w:r>
+    </w:p>
+    <w:p>
+      <w:pPr>
+        <w:pStyle w:val="ListNumber"/>
+      </w:pPr>
+      <w:r>
+        <w:rPr>
+          <w:b w:val="0"/>
+          <w:i w:val="0"/>
+        </w:rPr>
+        <w:t>Compare two ranking models before any threshold exists</w:t>
+      </w:r>
+    </w:p>
+    <w:p>
+      <w:pPr>
+        <w:pStyle w:val="ListNumber"/>
+      </w:pPr>
+      <w:r>
+        <w:rPr>
+          <w:b w:val="0"/>
+          <w:i w:val="0"/>
+        </w:rPr>
+        <w:t>Loan approval: a default costs £4,000, a wrongly refused customer costs £300 of margin</w:t>
       </w:r>
     </w:p>
     <w:p>
@@ -2199,7 +2012,297 @@
         <w:pStyle w:val="Heading4"/>
       </w:pPr>
       <w:r>
-        <w:t>Worked example: strong code</w:t>
+        <w:t>Sources</w:t>
+      </w:r>
+    </w:p>
+    <w:p>
+      <w:pPr>
+        <w:pStyle w:val="ListBullet"/>
+      </w:pPr>
+      <w:r>
+        <w:rPr>
+          <w:b w:val="0"/>
+          <w:i w:val="0"/>
+        </w:rPr>
+        <w:t>On make_classification data with 2.4% positives, all-negative accuracy was 0.976, logistic regression at 0.5 had recall 0.0, average precision 0.30 against a random 0.025. (verified: Run with scikit-learn 1.8.0 and 1.9.1 in this repository (random_state=0).)</w:t>
+      </w:r>
+    </w:p>
+    <w:p>
+      <w:pPr>
+        <w:pStyle w:val="Heading3"/>
+      </w:pPr>
+      <w:r>
+        <w:t>B12-L2 Calibration, when the probability itself matters</w:t>
+      </w:r>
+    </w:p>
+    <w:p>
+      <w:pPr>
+        <w:pStyle w:val="Heading4"/>
+      </w:pPr>
+      <w:r>
+        <w:t>Concept</w:t>
+      </w:r>
+    </w:p>
+    <w:p>
+      <w:r>
+        <w:rPr>
+          <w:b w:val="0"/>
+          <w:i w:val="0"/>
+        </w:rPr>
+        <w:t xml:space="preserve">A model is </w:t>
+      </w:r>
+      <w:r>
+        <w:rPr>
+          <w:b/>
+          <w:i w:val="0"/>
+        </w:rPr>
+        <w:t>calibrated</w:t>
+      </w:r>
+      <w:r>
+        <w:rPr>
+          <w:b w:val="0"/>
+          <w:i w:val="0"/>
+        </w:rPr>
+        <w:t xml:space="preserve"> when its probabilities mean what they say: of all customers scored 0.30, about 30% churn. Ranking metrics such as ROC AUC ignore calibration. A model can rank perfectly and still say 0.9 where the truth is 0.1.</w:t>
+      </w:r>
+    </w:p>
+    <w:p>
+      <w:r>
+        <w:rPr>
+          <w:b w:val="0"/>
+          <w:i w:val="0"/>
+        </w:rPr>
+        <w:t>Calibration matters whenever someone uses the number itself: expected revenue (</w:t>
+      </w:r>
+      <w:r>
+        <w:rPr>
+          <w:rFonts w:ascii="Consolas" w:hAnsi="Consolas" w:eastAsia="Consolas"/>
+          <w:b w:val="0"/>
+          <w:sz w:val="19"/>
+        </w:rPr>
+        <w:t>probability × value</w:t>
+      </w:r>
+      <w:r>
+        <w:rPr>
+          <w:b w:val="0"/>
+          <w:i w:val="0"/>
+        </w:rPr>
+        <w:t>), a forecast count of churners, a risk shown to a person, or thresholds agreed in probability terms.</w:t>
+      </w:r>
+    </w:p>
+    <w:p>
+      <w:r>
+        <w:rPr>
+          <w:b/>
+          <w:i w:val="0"/>
+        </w:rPr>
+        <w:t>Check it</w:t>
+      </w:r>
+      <w:r>
+        <w:rPr>
+          <w:b w:val="0"/>
+          <w:i w:val="0"/>
+        </w:rPr>
+        <w:t xml:space="preserve"> with a calibration table: group predictions into bins, then compare the mean predicted probability with the observed rate in each bin. scikit-learn 1.8 gives the same with </w:t>
+      </w:r>
+      <w:r>
+        <w:rPr>
+          <w:rFonts w:ascii="Consolas" w:hAnsi="Consolas" w:eastAsia="Consolas"/>
+          <w:b w:val="0"/>
+          <w:sz w:val="19"/>
+        </w:rPr>
+        <w:t>calibration_curve(y, p, n_bins=10)</w:t>
+      </w:r>
+      <w:r>
+        <w:rPr>
+          <w:b w:val="0"/>
+          <w:i w:val="0"/>
+        </w:rPr>
+        <w:t>. Plot observed against predicted. A calibrated model follows the diagonal.</w:t>
+      </w:r>
+    </w:p>
+    <w:p>
+      <w:r>
+        <w:rPr>
+          <w:b w:val="0"/>
+          <w:i w:val="0"/>
+        </w:rPr>
+        <w:t xml:space="preserve">Summarise with the </w:t>
+      </w:r>
+      <w:r>
+        <w:rPr>
+          <w:b/>
+          <w:i w:val="0"/>
+        </w:rPr>
+        <w:t>Brier score</w:t>
+      </w:r>
+      <w:r>
+        <w:rPr>
+          <w:b w:val="0"/>
+          <w:i w:val="0"/>
+        </w:rPr>
+        <w:t xml:space="preserve"> (</w:t>
+      </w:r>
+      <w:r>
+        <w:rPr>
+          <w:rFonts w:ascii="Consolas" w:hAnsi="Consolas" w:eastAsia="Consolas"/>
+          <w:b w:val="0"/>
+          <w:sz w:val="19"/>
+        </w:rPr>
+        <w:t>brier_score_loss</w:t>
+      </w:r>
+      <w:r>
+        <w:rPr>
+          <w:b w:val="0"/>
+          <w:i w:val="0"/>
+        </w:rPr>
+        <w:t>), the mean squared error of the probabilities. Compare it with a constant model that always predicts the prevalence.</w:t>
+      </w:r>
+    </w:p>
+    <w:p>
+      <w:r>
+        <w:rPr>
+          <w:b w:val="0"/>
+          <w:i w:val="0"/>
+        </w:rPr>
+        <w:t xml:space="preserve">A common cause of bad calibration is </w:t>
+      </w:r>
+      <w:r>
+        <w:rPr>
+          <w:b/>
+          <w:i w:val="0"/>
+        </w:rPr>
+        <w:t>reweighting for imbalance</w:t>
+      </w:r>
+      <w:r>
+        <w:rPr>
+          <w:b w:val="0"/>
+          <w:i w:val="0"/>
+        </w:rPr>
+        <w:t xml:space="preserve">. In this course's build, a logistic regression on data with 2.4% positives had a mean predicted probability of 0.024 and a Brier score of 0.021. The same model with </w:t>
+      </w:r>
+      <w:r>
+        <w:rPr>
+          <w:rFonts w:ascii="Consolas" w:hAnsi="Consolas" w:eastAsia="Consolas"/>
+          <w:b w:val="0"/>
+          <w:sz w:val="19"/>
+        </w:rPr>
+        <w:t>class_weight="balanced"</w:t>
+      </w:r>
+      <w:r>
+        <w:rPr>
+          <w:b w:val="0"/>
+          <w:i w:val="0"/>
+        </w:rPr>
+        <w:t xml:space="preserve"> had a mean predicted probability of </w:t>
+      </w:r>
+      <w:r>
+        <w:rPr>
+          <w:b/>
+          <w:i w:val="0"/>
+        </w:rPr>
+        <w:t>0.42</w:t>
+      </w:r>
+      <w:r>
+        <w:rPr>
+          <w:b w:val="0"/>
+          <w:i w:val="0"/>
+        </w:rPr>
+        <w:t xml:space="preserve">, and a Brier score of </w:t>
+      </w:r>
+      <w:r>
+        <w:rPr>
+          <w:b/>
+          <w:i w:val="0"/>
+        </w:rPr>
+        <w:t>0.199</w:t>
+      </w:r>
+      <w:r>
+        <w:rPr>
+          <w:b w:val="0"/>
+          <w:i w:val="0"/>
+        </w:rPr>
+        <w:t>, worse than predicting 0.024 for everyone (0.024). Its AUC was slightly higher. Its probabilities were useless as probabilities.</w:t>
+      </w:r>
+    </w:p>
+    <w:p>
+      <w:r>
+        <w:rPr>
+          <w:b/>
+          <w:i w:val="0"/>
+        </w:rPr>
+        <w:t>Fix it</w:t>
+      </w:r>
+      <w:r>
+        <w:rPr>
+          <w:b w:val="0"/>
+          <w:i w:val="0"/>
+        </w:rPr>
+        <w:t xml:space="preserve"> with </w:t>
+      </w:r>
+      <w:r>
+        <w:rPr>
+          <w:rFonts w:ascii="Consolas" w:hAnsi="Consolas" w:eastAsia="Consolas"/>
+          <w:b w:val="0"/>
+          <w:sz w:val="19"/>
+        </w:rPr>
+        <w:t>CalibratedClassifierCV(model, method="sigmoid", cv=5)</w:t>
+      </w:r>
+      <w:r>
+        <w:rPr>
+          <w:b w:val="0"/>
+          <w:i w:val="0"/>
+        </w:rPr>
+        <w:t xml:space="preserve">, which fits a calibration map on held-out folds. Use </w:t>
+      </w:r>
+      <w:r>
+        <w:rPr>
+          <w:rFonts w:ascii="Consolas" w:hAnsi="Consolas" w:eastAsia="Consolas"/>
+          <w:b w:val="0"/>
+          <w:sz w:val="19"/>
+        </w:rPr>
+        <w:t>method="isotonic"</w:t>
+      </w:r>
+      <w:r>
+        <w:rPr>
+          <w:b w:val="0"/>
+          <w:i w:val="0"/>
+        </w:rPr>
+        <w:t xml:space="preserve"> only with plenty of data, roughly a thousand positives or more, because it overfits small samples. Check calibration again on the test set after fitting.</w:t>
+      </w:r>
+    </w:p>
+    <w:p>
+      <w:r>
+        <w:rPr>
+          <w:b w:val="0"/>
+          <w:i w:val="0"/>
+        </w:rPr>
+        <w:t>If you only need a ranking or a top-k list, calibration does not matter. Say which one you deliver.</w:t>
+      </w:r>
+    </w:p>
+    <w:p>
+      <w:pPr>
+        <w:pStyle w:val="Heading4"/>
+      </w:pPr>
+      <w:r>
+        <w:t>Why it matters</w:t>
+      </w:r>
+    </w:p>
+    <w:p>
+      <w:r>
+        <w:rPr>
+          <w:b w:val="0"/>
+          <w:i w:val="0"/>
+        </w:rPr>
+        <w:t>A retention team estimated campaign value as the sum of churn probabilities times customer margin. The model had been trained with balanced class weights. Its average churn probability was 0.41 on a base that churned at 3% a month. The business case promised ten times the saves the campaign could deliver, and budget was approved on it.</w:t>
+      </w:r>
+    </w:p>
+    <w:p>
+      <w:pPr>
+        <w:pStyle w:val="Heading4"/>
+      </w:pPr>
+      <w:r>
+        <w:t>Worked example: weak code</w:t>
       </w:r>
     </w:p>
     <w:tbl>
@@ -2225,19 +2328,19 @@
             <w:r>
               <w:rPr>
                 <w:rFonts w:ascii="Consolas" w:hAnsi="Consolas" w:eastAsia="Consolas"/>
-                <w:b w:val="0"/>
+                <w:b/>
                 <w:color w:val="5B6875"/>
                 <w:sz w:val="16"/>
               </w:rPr>
-              <w:t xml:space="preserve">   1  </w:t>
-            </w:r>
-            <w:r>
-              <w:rPr>
-                <w:rFonts w:ascii="Consolas" w:hAnsi="Consolas" w:eastAsia="Consolas"/>
-                <w:b w:val="0"/>
-                <w:sz w:val="16"/>
-              </w:rPr>
-              <w:t>import numpy as np</w:t>
+              <w:t xml:space="preserve"> [1]  </w:t>
+            </w:r>
+            <w:r>
+              <w:rPr>
+                <w:rFonts w:ascii="Consolas" w:hAnsi="Consolas" w:eastAsia="Consolas"/>
+                <w:b w:val="0"/>
+                <w:sz w:val="16"/>
+              </w:rPr>
+              <w:t>model = LogisticRegression(class_weight="balanced").fit(X_train, y_train)</w:t>
             </w:r>
           </w:p>
           <w:p>
@@ -2248,194 +2351,10 @@
             <w:r>
               <w:rPr>
                 <w:rFonts w:ascii="Consolas" w:hAnsi="Consolas" w:eastAsia="Consolas"/>
-                <w:b w:val="0"/>
-                <w:color w:val="5B6875"/>
-                <w:sz w:val="16"/>
-              </w:rPr>
-              <w:t xml:space="preserve">   2  </w:t>
-            </w:r>
-            <w:r>
-              <w:rPr>
-                <w:rFonts w:ascii="Consolas" w:hAnsi="Consolas" w:eastAsia="Consolas"/>
-                <w:b w:val="0"/>
-                <w:sz w:val="16"/>
-              </w:rPr>
-              <w:t>import pandas as pd</w:t>
-            </w:r>
-          </w:p>
-          <w:p>
-            <w:pPr>
-              <w:spacing w:before="0" w:after="0" w:line="240" w:lineRule="auto"/>
-              <w:ind w:left="567" w:hanging="567"/>
-            </w:pPr>
-            <w:r>
-              <w:rPr>
-                <w:rFonts w:ascii="Consolas" w:hAnsi="Consolas" w:eastAsia="Consolas"/>
-                <w:b w:val="0"/>
-                <w:color w:val="5B6875"/>
-                <w:sz w:val="16"/>
-              </w:rPr>
-              <w:t xml:space="preserve">   3  </w:t>
-            </w:r>
-            <w:r>
-              <w:rPr>
-                <w:rFonts w:ascii="Consolas" w:hAnsi="Consolas" w:eastAsia="Consolas"/>
-                <w:b w:val="0"/>
-                <w:sz w:val="16"/>
-              </w:rPr>
-              <w:t xml:space="preserve"> </w:t>
-            </w:r>
-          </w:p>
-          <w:p>
-            <w:pPr>
-              <w:spacing w:before="0" w:after="0" w:line="240" w:lineRule="auto"/>
-              <w:ind w:left="567" w:hanging="567"/>
-            </w:pPr>
-            <w:r>
-              <w:rPr>
-                <w:rFonts w:ascii="Consolas" w:hAnsi="Consolas" w:eastAsia="Consolas"/>
-                <w:b w:val="0"/>
-                <w:color w:val="5B6875"/>
-                <w:sz w:val="16"/>
-              </w:rPr>
-              <w:t xml:space="preserve">   4  </w:t>
-            </w:r>
-            <w:r>
-              <w:rPr>
-                <w:rFonts w:ascii="Consolas" w:hAnsi="Consolas" w:eastAsia="Consolas"/>
-                <w:b w:val="0"/>
-                <w:sz w:val="16"/>
-              </w:rPr>
-              <w:t xml:space="preserve"> </w:t>
-            </w:r>
-          </w:p>
-          <w:p>
-            <w:pPr>
-              <w:spacing w:before="0" w:after="0" w:line="240" w:lineRule="auto"/>
-              <w:ind w:left="567" w:hanging="567"/>
-            </w:pPr>
-            <w:r>
-              <w:rPr>
-                <w:rFonts w:ascii="Consolas" w:hAnsi="Consolas" w:eastAsia="Consolas"/>
-                <w:b w:val="0"/>
-                <w:color w:val="5B6875"/>
-                <w:sz w:val="16"/>
-              </w:rPr>
-              <w:t xml:space="preserve">   5  </w:t>
-            </w:r>
-            <w:r>
-              <w:rPr>
-                <w:rFonts w:ascii="Consolas" w:hAnsi="Consolas" w:eastAsia="Consolas"/>
-                <w:b w:val="0"/>
-                <w:sz w:val="16"/>
-              </w:rPr>
-              <w:t>def calibration_table(y: np.ndarray, p: np.ndarray, n_bins: int) -&gt; pd.DataFrame:</w:t>
-            </w:r>
-          </w:p>
-          <w:p>
-            <w:pPr>
-              <w:spacing w:before="0" w:after="0" w:line="240" w:lineRule="auto"/>
-              <w:ind w:left="567" w:hanging="567"/>
-            </w:pPr>
-            <w:r>
-              <w:rPr>
-                <w:rFonts w:ascii="Consolas" w:hAnsi="Consolas" w:eastAsia="Consolas"/>
-                <w:b w:val="0"/>
-                <w:color w:val="5B6875"/>
-                <w:sz w:val="16"/>
-              </w:rPr>
-              <w:t xml:space="preserve">   6  </w:t>
-            </w:r>
-            <w:r>
-              <w:rPr>
-                <w:rFonts w:ascii="Consolas" w:hAnsi="Consolas" w:eastAsia="Consolas"/>
-                <w:b w:val="0"/>
-                <w:sz w:val="16"/>
-              </w:rPr>
-              <w:t xml:space="preserve">    """Mean predicted and observed rate per equal-width bin. Empty bins are left out."""</w:t>
-            </w:r>
-          </w:p>
-          <w:p>
-            <w:pPr>
-              <w:spacing w:before="0" w:after="0" w:line="240" w:lineRule="auto"/>
-              <w:ind w:left="567" w:hanging="567"/>
-            </w:pPr>
-            <w:r>
-              <w:rPr>
-                <w:rFonts w:ascii="Consolas" w:hAnsi="Consolas" w:eastAsia="Consolas"/>
-                <w:b w:val="0"/>
-                <w:color w:val="5B6875"/>
-                <w:sz w:val="16"/>
-              </w:rPr>
-              <w:t xml:space="preserve">   7  </w:t>
-            </w:r>
-            <w:r>
-              <w:rPr>
-                <w:rFonts w:ascii="Consolas" w:hAnsi="Consolas" w:eastAsia="Consolas"/>
-                <w:b w:val="0"/>
-                <w:sz w:val="16"/>
-              </w:rPr>
-              <w:t xml:space="preserve">    edges = np.linspace(0.0, 1.0, n_bins + 1)</w:t>
-            </w:r>
-          </w:p>
-          <w:p>
-            <w:pPr>
-              <w:spacing w:before="0" w:after="0" w:line="240" w:lineRule="auto"/>
-              <w:ind w:left="567" w:hanging="567"/>
-            </w:pPr>
-            <w:r>
-              <w:rPr>
-                <w:rFonts w:ascii="Consolas" w:hAnsi="Consolas" w:eastAsia="Consolas"/>
                 <w:b/>
                 <w:color w:val="5B6875"/>
                 <w:sz w:val="16"/>
               </w:rPr>
-              <w:t xml:space="preserve"> [1]  </w:t>
-            </w:r>
-            <w:r>
-              <w:rPr>
-                <w:rFonts w:ascii="Consolas" w:hAnsi="Consolas" w:eastAsia="Consolas"/>
-                <w:b w:val="0"/>
-                <w:sz w:val="16"/>
-              </w:rPr>
-              <w:t xml:space="preserve">    idx = np.searchsorted(edges[1:-1], p, side="right")</w:t>
-            </w:r>
-          </w:p>
-          <w:p>
-            <w:pPr>
-              <w:spacing w:before="0" w:after="0" w:line="240" w:lineRule="auto"/>
-              <w:ind w:left="567" w:hanging="567"/>
-            </w:pPr>
-            <w:r>
-              <w:rPr>
-                <w:rFonts w:ascii="Consolas" w:hAnsi="Consolas" w:eastAsia="Consolas"/>
-                <w:b w:val="0"/>
-                <w:color w:val="5B6875"/>
-                <w:sz w:val="16"/>
-              </w:rPr>
-              <w:t xml:space="preserve">   9  </w:t>
-            </w:r>
-            <w:r>
-              <w:rPr>
-                <w:rFonts w:ascii="Consolas" w:hAnsi="Consolas" w:eastAsia="Consolas"/>
-                <w:b w:val="0"/>
-                <w:sz w:val="16"/>
-              </w:rPr>
-              <w:t xml:space="preserve">    df = pd.DataFrame({"bin": idx, "y": y, "p": p})</w:t>
-            </w:r>
-          </w:p>
-          <w:p>
-            <w:pPr>
-              <w:spacing w:before="0" w:after="0" w:line="240" w:lineRule="auto"/>
-              <w:ind w:left="567" w:hanging="567"/>
-            </w:pPr>
-            <w:r>
-              <w:rPr>
-                <w:rFonts w:ascii="Consolas" w:hAnsi="Consolas" w:eastAsia="Consolas"/>
-                <w:b/>
-                <w:color w:val="5B6875"/>
-                <w:sz w:val="16"/>
-              </w:rPr>
               <w:t xml:space="preserve"> [2]  </w:t>
             </w:r>
             <w:r>
@@ -2444,30 +2363,7 @@
                 <w:b w:val="0"/>
                 <w:sz w:val="16"/>
               </w:rPr>
-              <w:t xml:space="preserve">    table = df.groupby("bin").agg(mean_predicted=("p", "mean"), observed=("y", "mean"), n=("y", "size"))</w:t>
-            </w:r>
-          </w:p>
-          <w:p>
-            <w:pPr>
-              <w:spacing w:before="0" w:after="0" w:line="240" w:lineRule="auto"/>
-              <w:ind w:left="567" w:hanging="567"/>
-            </w:pPr>
-            <w:r>
-              <w:rPr>
-                <w:rFonts w:ascii="Consolas" w:hAnsi="Consolas" w:eastAsia="Consolas"/>
-                <w:b w:val="0"/>
-                <w:color w:val="5B6875"/>
-                <w:sz w:val="16"/>
-              </w:rPr>
-              <w:t xml:space="preserve">  11  </w:t>
-            </w:r>
-            <w:r>
-              <w:rPr>
-                <w:rFonts w:ascii="Consolas" w:hAnsi="Consolas" w:eastAsia="Consolas"/>
-                <w:b w:val="0"/>
-                <w:sz w:val="16"/>
-              </w:rPr>
-              <w:t xml:space="preserve">    return table.reset_index(drop=True)</w:t>
+              <w:t>expected_churners = model.predict_proba(X_live)[:, 1].sum()</w:t>
             </w:r>
           </w:p>
         </w:tc>
@@ -2481,14 +2377,14 @@
         <w:rPr>
           <w:b/>
         </w:rPr>
-        <w:t xml:space="preserve">Line 8. </w:t>
-      </w:r>
-      <w:r>
-        <w:rPr>
-          <w:b w:val="0"/>
-          <w:i w:val="0"/>
-        </w:rPr>
-        <w:t>Assigns each probability to an equal-width bin.</w:t>
+        <w:t xml:space="preserve">Line 1. </w:t>
+      </w:r>
+      <w:r>
+        <w:rPr>
+          <w:b w:val="0"/>
+          <w:i w:val="0"/>
+        </w:rPr>
+        <w:t>Balanced weights push probabilities towards 0.5.</w:t>
       </w:r>
     </w:p>
     <w:p>
@@ -2499,23 +2395,14 @@
         <w:rPr>
           <w:b/>
         </w:rPr>
-        <w:t xml:space="preserve">Line 10. </w:t>
-      </w:r>
-      <w:r>
-        <w:rPr>
-          <w:b w:val="0"/>
-          <w:i w:val="0"/>
-        </w:rPr>
-        <w:t>Predicted against observed, with the count behind each row.</w:t>
-      </w:r>
-    </w:p>
-    <w:p>
-      <w:r>
-        <w:rPr>
-          <w:b w:val="0"/>
-          <w:i w:val="0"/>
-        </w:rPr>
-        <w:t>When the probability is used as a number, check calibration, compare the Brier score with a constant baseline, and recalibrate on held-out data.</w:t>
+        <w:t xml:space="preserve">Line 2. </w:t>
+      </w:r>
+      <w:r>
+        <w:rPr>
+          <w:b w:val="0"/>
+          <w:i w:val="0"/>
+        </w:rPr>
+        <w:t>Sums miscalibrated probabilities as if they were real rates.</w:t>
       </w:r>
     </w:p>
     <w:p>
@@ -2523,206 +2410,7 @@
         <w:pStyle w:val="Heading4"/>
       </w:pPr>
       <w:r>
-        <w:t>Recap card</w:t>
-      </w:r>
-    </w:p>
-    <w:p>
-      <w:pPr>
-        <w:pStyle w:val="ListBullet"/>
-      </w:pPr>
-      <w:r>
-        <w:rPr>
-          <w:b/>
-          <w:i w:val="0"/>
-        </w:rPr>
-        <w:t>Calibrated means</w:t>
-      </w:r>
-      <w:r>
-        <w:rPr>
-          <w:b w:val="0"/>
-          <w:i w:val="0"/>
-        </w:rPr>
-        <w:t xml:space="preserve"> Of cases scored p, about p are positive.</w:t>
-      </w:r>
-    </w:p>
-    <w:p>
-      <w:pPr>
-        <w:pStyle w:val="ListBullet"/>
-      </w:pPr>
-      <w:r>
-        <w:rPr>
-          <w:b/>
-          <w:i w:val="0"/>
-        </w:rPr>
-        <w:t>Check calibration</w:t>
-      </w:r>
-      <w:r>
-        <w:rPr>
-          <w:b w:val="0"/>
-          <w:i w:val="0"/>
-        </w:rPr>
-        <w:t xml:space="preserve"> Calibration table or calibration_curve, plus Brier score against the constant prevalence baseline.</w:t>
-      </w:r>
-    </w:p>
-    <w:p>
-      <w:pPr>
-        <w:pStyle w:val="ListBullet"/>
-      </w:pPr>
-      <w:r>
-        <w:rPr>
-          <w:b/>
-          <w:i w:val="0"/>
-        </w:rPr>
-        <w:t>class_weight="balanced" and probabilities</w:t>
-      </w:r>
-      <w:r>
-        <w:rPr>
-          <w:b w:val="0"/>
-          <w:i w:val="0"/>
-        </w:rPr>
-        <w:t xml:space="preserve"> Pushes them towards 0.5. Mean p went from 0.024 to 0.42 at 2.4% prevalence.</w:t>
-      </w:r>
-    </w:p>
-    <w:p>
-      <w:pPr>
-        <w:pStyle w:val="ListBullet"/>
-      </w:pPr>
-      <w:r>
-        <w:rPr>
-          <w:b/>
-          <w:i w:val="0"/>
-        </w:rPr>
-        <w:t>Recalibrate</w:t>
-      </w:r>
-      <w:r>
-        <w:rPr>
-          <w:b w:val="0"/>
-          <w:i w:val="0"/>
-        </w:rPr>
-        <w:t xml:space="preserve"> CalibratedClassifierCV(model, method="sigmoid", cv=5). Isotonic only with plenty of data.</w:t>
-      </w:r>
-    </w:p>
-    <w:p>
-      <w:pPr>
-        <w:pStyle w:val="Heading4"/>
-      </w:pPr>
-      <w:r>
-        <w:t>Practice</w:t>
-      </w:r>
-    </w:p>
-    <w:p>
-      <w:pPr>
-        <w:pStyle w:val="Heading5"/>
-      </w:pPr>
-      <w:r>
-        <w:t>Exercise 1. Multiple choice (level 1)</w:t>
-      </w:r>
-    </w:p>
-    <w:p>
-      <w:r>
-        <w:rPr>
-          <w:b w:val="0"/>
-          <w:i w:val="0"/>
-        </w:rPr>
-        <w:t>A model has ROC AUC 0.85. Of customers it scores between 0.8 and 0.9, 20% churn. What is true?</w:t>
-      </w:r>
-    </w:p>
-    <w:p>
-      <w:pPr>
-        <w:pStyle w:val="ListBullet"/>
-      </w:pPr>
-      <w:r>
-        <w:rPr>
-          <w:b w:val="0"/>
-          <w:i w:val="0"/>
-        </w:rPr>
-        <w:t>a) It ranks well but is poorly calibrated.</w:t>
-      </w:r>
-    </w:p>
-    <w:p>
-      <w:pPr>
-        <w:pStyle w:val="ListBullet"/>
-      </w:pPr>
-      <w:r>
-        <w:rPr>
-          <w:b w:val="0"/>
-          <w:i w:val="0"/>
-        </w:rPr>
-        <w:t>b) It is well calibrated.</w:t>
-      </w:r>
-    </w:p>
-    <w:p>
-      <w:pPr>
-        <w:pStyle w:val="ListBullet"/>
-      </w:pPr>
-      <w:r>
-        <w:rPr>
-          <w:b w:val="0"/>
-          <w:i w:val="0"/>
-        </w:rPr>
-        <w:t>c) The AUC must be wrong.</w:t>
-      </w:r>
-    </w:p>
-    <w:p>
-      <w:pPr>
-        <w:pStyle w:val="ListBullet"/>
-      </w:pPr>
-      <w:r>
-        <w:rPr>
-          <w:b w:val="0"/>
-          <w:i w:val="0"/>
-        </w:rPr>
-        <w:t>d) It ranks badly.</w:t>
-      </w:r>
-    </w:p>
-    <w:p>
-      <w:r>
-        <w:rPr>
-          <w:b/>
-          <w:i w:val="0"/>
-        </w:rPr>
-        <w:t>Why?</w:t>
-      </w:r>
-    </w:p>
-    <w:p>
-      <w:pPr>
-        <w:pStyle w:val="ListBullet"/>
-      </w:pPr>
-      <w:r>
-        <w:rPr>
-          <w:b w:val="0"/>
-          <w:i w:val="0"/>
-        </w:rPr>
-        <w:t>r1) AUC measures ordering only. The probabilities can be far off while the order is right.</w:t>
-      </w:r>
-    </w:p>
-    <w:p>
-      <w:pPr>
-        <w:pStyle w:val="ListBullet"/>
-      </w:pPr>
-      <w:r>
-        <w:rPr>
-          <w:b w:val="0"/>
-          <w:i w:val="0"/>
-        </w:rPr>
-        <w:t>r2) Any model with AUC above 0.8 is calibrated.</w:t>
-      </w:r>
-    </w:p>
-    <w:p>
-      <w:pPr>
-        <w:pStyle w:val="Heading5"/>
-      </w:pPr>
-      <w:r>
-        <w:t>Exercise 2. Predict the output (level 2)</w:t>
-      </w:r>
-    </w:p>
-    <w:p>
-      <w:r>
-        <w:rPr>
-          <w:b w:val="0"/>
-          <w:i w:val="0"/>
-        </w:rPr>
-        <w:t>What does this print? (scikit-learn 1.8)</w:t>
+        <w:t>Worked example: strong code</w:t>
       </w:r>
     </w:p>
     <w:tbl>
@@ -2760,7 +2448,7 @@
                 <w:b w:val="0"/>
                 <w:sz w:val="16"/>
               </w:rPr>
-              <w:t>from sklearn.metrics import brier_score_loss</w:t>
+              <w:t>import numpy as np</w:t>
             </w:r>
           </w:p>
           <w:p>
@@ -2783,7 +2471,7 @@
                 <w:b w:val="0"/>
                 <w:sz w:val="16"/>
               </w:rPr>
-              <w:t xml:space="preserve"> </w:t>
+              <w:t>import pandas as pd</w:t>
             </w:r>
           </w:p>
           <w:p>
@@ -2806,7 +2494,7 @@
                 <w:b w:val="0"/>
                 <w:sz w:val="16"/>
               </w:rPr>
-              <w:t>y = [0, 0, 0, 1]</w:t>
+              <w:t xml:space="preserve"> </w:t>
             </w:r>
           </w:p>
           <w:p>
@@ -2829,19 +2517,316 @@
                 <w:b w:val="0"/>
                 <w:sz w:val="16"/>
               </w:rPr>
-              <w:t>print(brier_score_loss(y, [0.25, 0.25, 0.25, 0.25]), brier_score_loss(y, [0.5, 0.5, 0.5, 0.5]))</w:t>
+              <w:t xml:space="preserve"> </w:t>
+            </w:r>
+          </w:p>
+          <w:p>
+            <w:pPr>
+              <w:spacing w:before="0" w:after="0" w:line="240" w:lineRule="auto"/>
+              <w:ind w:left="567" w:hanging="567"/>
+            </w:pPr>
+            <w:r>
+              <w:rPr>
+                <w:rFonts w:ascii="Consolas" w:hAnsi="Consolas" w:eastAsia="Consolas"/>
+                <w:b w:val="0"/>
+                <w:color w:val="5B6875"/>
+                <w:sz w:val="16"/>
+              </w:rPr>
+              <w:t xml:space="preserve">   5  </w:t>
+            </w:r>
+            <w:r>
+              <w:rPr>
+                <w:rFonts w:ascii="Consolas" w:hAnsi="Consolas" w:eastAsia="Consolas"/>
+                <w:b w:val="0"/>
+                <w:sz w:val="16"/>
+              </w:rPr>
+              <w:t>def calibration_table(y: np.ndarray, p: np.ndarray, n_bins: int) -&gt; pd.DataFrame:</w:t>
+            </w:r>
+          </w:p>
+          <w:p>
+            <w:pPr>
+              <w:spacing w:before="0" w:after="0" w:line="240" w:lineRule="auto"/>
+              <w:ind w:left="567" w:hanging="567"/>
+            </w:pPr>
+            <w:r>
+              <w:rPr>
+                <w:rFonts w:ascii="Consolas" w:hAnsi="Consolas" w:eastAsia="Consolas"/>
+                <w:b w:val="0"/>
+                <w:color w:val="5B6875"/>
+                <w:sz w:val="16"/>
+              </w:rPr>
+              <w:t xml:space="preserve">   6  </w:t>
+            </w:r>
+            <w:r>
+              <w:rPr>
+                <w:rFonts w:ascii="Consolas" w:hAnsi="Consolas" w:eastAsia="Consolas"/>
+                <w:b w:val="0"/>
+                <w:sz w:val="16"/>
+              </w:rPr>
+              <w:t xml:space="preserve">    """Mean predicted and observed rate per equal-width bin. Empty bins are left out."""</w:t>
+            </w:r>
+          </w:p>
+          <w:p>
+            <w:pPr>
+              <w:spacing w:before="0" w:after="0" w:line="240" w:lineRule="auto"/>
+              <w:ind w:left="567" w:hanging="567"/>
+            </w:pPr>
+            <w:r>
+              <w:rPr>
+                <w:rFonts w:ascii="Consolas" w:hAnsi="Consolas" w:eastAsia="Consolas"/>
+                <w:b w:val="0"/>
+                <w:color w:val="5B6875"/>
+                <w:sz w:val="16"/>
+              </w:rPr>
+              <w:t xml:space="preserve">   7  </w:t>
+            </w:r>
+            <w:r>
+              <w:rPr>
+                <w:rFonts w:ascii="Consolas" w:hAnsi="Consolas" w:eastAsia="Consolas"/>
+                <w:b w:val="0"/>
+                <w:sz w:val="16"/>
+              </w:rPr>
+              <w:t xml:space="preserve">    edges = np.linspace(0.0, 1.0, n_bins + 1)</w:t>
+            </w:r>
+          </w:p>
+          <w:p>
+            <w:pPr>
+              <w:spacing w:before="0" w:after="0" w:line="240" w:lineRule="auto"/>
+              <w:ind w:left="567" w:hanging="567"/>
+            </w:pPr>
+            <w:r>
+              <w:rPr>
+                <w:rFonts w:ascii="Consolas" w:hAnsi="Consolas" w:eastAsia="Consolas"/>
+                <w:b/>
+                <w:color w:val="5B6875"/>
+                <w:sz w:val="16"/>
+              </w:rPr>
+              <w:t xml:space="preserve"> [1]  </w:t>
+            </w:r>
+            <w:r>
+              <w:rPr>
+                <w:rFonts w:ascii="Consolas" w:hAnsi="Consolas" w:eastAsia="Consolas"/>
+                <w:b w:val="0"/>
+                <w:sz w:val="16"/>
+              </w:rPr>
+              <w:t xml:space="preserve">    idx = np.searchsorted(edges[1:-1], p, side="right")</w:t>
+            </w:r>
+          </w:p>
+          <w:p>
+            <w:pPr>
+              <w:spacing w:before="0" w:after="0" w:line="240" w:lineRule="auto"/>
+              <w:ind w:left="567" w:hanging="567"/>
+            </w:pPr>
+            <w:r>
+              <w:rPr>
+                <w:rFonts w:ascii="Consolas" w:hAnsi="Consolas" w:eastAsia="Consolas"/>
+                <w:b w:val="0"/>
+                <w:color w:val="5B6875"/>
+                <w:sz w:val="16"/>
+              </w:rPr>
+              <w:t xml:space="preserve">   9  </w:t>
+            </w:r>
+            <w:r>
+              <w:rPr>
+                <w:rFonts w:ascii="Consolas" w:hAnsi="Consolas" w:eastAsia="Consolas"/>
+                <w:b w:val="0"/>
+                <w:sz w:val="16"/>
+              </w:rPr>
+              <w:t xml:space="preserve">    df = pd.DataFrame({"bin": idx, "y": y, "p": p})</w:t>
+            </w:r>
+          </w:p>
+          <w:p>
+            <w:pPr>
+              <w:spacing w:before="0" w:after="0" w:line="240" w:lineRule="auto"/>
+              <w:ind w:left="567" w:hanging="567"/>
+            </w:pPr>
+            <w:r>
+              <w:rPr>
+                <w:rFonts w:ascii="Consolas" w:hAnsi="Consolas" w:eastAsia="Consolas"/>
+                <w:b/>
+                <w:color w:val="5B6875"/>
+                <w:sz w:val="16"/>
+              </w:rPr>
+              <w:t xml:space="preserve"> [2]  </w:t>
+            </w:r>
+            <w:r>
+              <w:rPr>
+                <w:rFonts w:ascii="Consolas" w:hAnsi="Consolas" w:eastAsia="Consolas"/>
+                <w:b w:val="0"/>
+                <w:sz w:val="16"/>
+              </w:rPr>
+              <w:t xml:space="preserve">    table = df.groupby("bin").agg(mean_predicted=("p", "mean"), observed=("y", "mean"), n=("y", "size"))</w:t>
+            </w:r>
+          </w:p>
+          <w:p>
+            <w:pPr>
+              <w:spacing w:before="0" w:after="0" w:line="240" w:lineRule="auto"/>
+              <w:ind w:left="567" w:hanging="567"/>
+            </w:pPr>
+            <w:r>
+              <w:rPr>
+                <w:rFonts w:ascii="Consolas" w:hAnsi="Consolas" w:eastAsia="Consolas"/>
+                <w:b w:val="0"/>
+                <w:color w:val="5B6875"/>
+                <w:sz w:val="16"/>
+              </w:rPr>
+              <w:t xml:space="preserve">  11  </w:t>
+            </w:r>
+            <w:r>
+              <w:rPr>
+                <w:rFonts w:ascii="Consolas" w:hAnsi="Consolas" w:eastAsia="Consolas"/>
+                <w:b w:val="0"/>
+                <w:sz w:val="16"/>
+              </w:rPr>
+              <w:t xml:space="preserve">    return table.reset_index(drop=True)</w:t>
             </w:r>
           </w:p>
         </w:tc>
       </w:tr>
     </w:tbl>
-    <w:p/>
+    <w:p>
+      <w:pPr>
+        <w:pStyle w:val="ListNumber"/>
+      </w:pPr>
+      <w:r>
+        <w:rPr>
+          <w:b/>
+        </w:rPr>
+        <w:t xml:space="preserve">Line 8. </w:t>
+      </w:r>
+      <w:r>
+        <w:rPr>
+          <w:b w:val="0"/>
+          <w:i w:val="0"/>
+        </w:rPr>
+        <w:t>Assigns each probability to an equal-width bin.</w:t>
+      </w:r>
+    </w:p>
+    <w:p>
+      <w:pPr>
+        <w:pStyle w:val="ListNumber"/>
+      </w:pPr>
+      <w:r>
+        <w:rPr>
+          <w:b/>
+        </w:rPr>
+        <w:t xml:space="preserve">Line 10. </w:t>
+      </w:r>
+      <w:r>
+        <w:rPr>
+          <w:b w:val="0"/>
+          <w:i w:val="0"/>
+        </w:rPr>
+        <w:t>Predicted against observed, with the count behind each row.</w:t>
+      </w:r>
+    </w:p>
+    <w:p>
+      <w:r>
+        <w:rPr>
+          <w:b w:val="0"/>
+          <w:i w:val="0"/>
+        </w:rPr>
+        <w:t>When the probability is used as a number, check calibration, compare the Brier score with a constant baseline, and recalibrate on held-out data.</w:t>
+      </w:r>
+    </w:p>
+    <w:p>
+      <w:pPr>
+        <w:pStyle w:val="Heading4"/>
+      </w:pPr>
+      <w:r>
+        <w:t>Recap card</w:t>
+      </w:r>
+    </w:p>
+    <w:p>
+      <w:pPr>
+        <w:pStyle w:val="ListBullet"/>
+      </w:pPr>
+      <w:r>
+        <w:rPr>
+          <w:b/>
+          <w:i w:val="0"/>
+        </w:rPr>
+        <w:t>Calibrated means</w:t>
+      </w:r>
+      <w:r>
+        <w:rPr>
+          <w:b w:val="0"/>
+          <w:i w:val="0"/>
+        </w:rPr>
+        <w:t xml:space="preserve"> Of cases scored p, about p are positive.</w:t>
+      </w:r>
+    </w:p>
+    <w:p>
+      <w:pPr>
+        <w:pStyle w:val="ListBullet"/>
+      </w:pPr>
+      <w:r>
+        <w:rPr>
+          <w:b/>
+          <w:i w:val="0"/>
+        </w:rPr>
+        <w:t>Check calibration</w:t>
+      </w:r>
+      <w:r>
+        <w:rPr>
+          <w:b w:val="0"/>
+          <w:i w:val="0"/>
+        </w:rPr>
+        <w:t xml:space="preserve"> Calibration table or calibration_curve, plus Brier score against the constant prevalence baseline.</w:t>
+      </w:r>
+    </w:p>
+    <w:p>
+      <w:pPr>
+        <w:pStyle w:val="ListBullet"/>
+      </w:pPr>
+      <w:r>
+        <w:rPr>
+          <w:b/>
+          <w:i w:val="0"/>
+        </w:rPr>
+        <w:t>class_weight="balanced" and probabilities</w:t>
+      </w:r>
+      <w:r>
+        <w:rPr>
+          <w:b w:val="0"/>
+          <w:i w:val="0"/>
+        </w:rPr>
+        <w:t xml:space="preserve"> Pushes them towards 0.5. Mean p went from 0.024 to 0.42 at 2.4% prevalence.</w:t>
+      </w:r>
+    </w:p>
+    <w:p>
+      <w:pPr>
+        <w:pStyle w:val="ListBullet"/>
+      </w:pPr>
+      <w:r>
+        <w:rPr>
+          <w:b/>
+          <w:i w:val="0"/>
+        </w:rPr>
+        <w:t>Recalibrate</w:t>
+      </w:r>
+      <w:r>
+        <w:rPr>
+          <w:b w:val="0"/>
+          <w:i w:val="0"/>
+        </w:rPr>
+        <w:t xml:space="preserve"> CalibratedClassifierCV(model, method="sigmoid", cv=5). Isotonic only with plenty of data.</w:t>
+      </w:r>
+    </w:p>
+    <w:p>
+      <w:pPr>
+        <w:pStyle w:val="Heading4"/>
+      </w:pPr>
+      <w:r>
+        <w:t>Practice</w:t>
+      </w:r>
+    </w:p>
     <w:p>
       <w:pPr>
         <w:pStyle w:val="Heading5"/>
       </w:pPr>
       <w:r>
-        <w:t>Exercise 3. Fill the gap (level 2)</w:t>
+        <w:t>Exercise 1. Multiple choice (level 1)</w:t>
       </w:r>
     </w:p>
     <w:p>
@@ -2850,7 +2835,105 @@
           <w:b w:val="0"/>
           <w:i w:val="0"/>
         </w:rPr>
-        <w:t>Recalibrate a classifier with a sigmoid map fitted on held-out folds.</w:t>
+        <w:t>A model has ROC AUC 0.85. Of customers it scores between 0.8 and 0.9, 20% churn. What is true?</w:t>
+      </w:r>
+    </w:p>
+    <w:p>
+      <w:pPr>
+        <w:pStyle w:val="ListBullet"/>
+      </w:pPr>
+      <w:r>
+        <w:rPr>
+          <w:b w:val="0"/>
+          <w:i w:val="0"/>
+        </w:rPr>
+        <w:t>a) It ranks well but is poorly calibrated.</w:t>
+      </w:r>
+    </w:p>
+    <w:p>
+      <w:pPr>
+        <w:pStyle w:val="ListBullet"/>
+      </w:pPr>
+      <w:r>
+        <w:rPr>
+          <w:b w:val="0"/>
+          <w:i w:val="0"/>
+        </w:rPr>
+        <w:t>b) It is well calibrated.</w:t>
+      </w:r>
+    </w:p>
+    <w:p>
+      <w:pPr>
+        <w:pStyle w:val="ListBullet"/>
+      </w:pPr>
+      <w:r>
+        <w:rPr>
+          <w:b w:val="0"/>
+          <w:i w:val="0"/>
+        </w:rPr>
+        <w:t>c) The AUC must be wrong.</w:t>
+      </w:r>
+    </w:p>
+    <w:p>
+      <w:pPr>
+        <w:pStyle w:val="ListBullet"/>
+      </w:pPr>
+      <w:r>
+        <w:rPr>
+          <w:b w:val="0"/>
+          <w:i w:val="0"/>
+        </w:rPr>
+        <w:t>d) It ranks badly.</w:t>
+      </w:r>
+    </w:p>
+    <w:p>
+      <w:r>
+        <w:rPr>
+          <w:b/>
+          <w:i w:val="0"/>
+        </w:rPr>
+        <w:t>Why?</w:t>
+      </w:r>
+    </w:p>
+    <w:p>
+      <w:pPr>
+        <w:pStyle w:val="ListBullet"/>
+      </w:pPr>
+      <w:r>
+        <w:rPr>
+          <w:b w:val="0"/>
+          <w:i w:val="0"/>
+        </w:rPr>
+        <w:t>r1) AUC measures ordering only. The probabilities can be far off while the order is right.</w:t>
+      </w:r>
+    </w:p>
+    <w:p>
+      <w:pPr>
+        <w:pStyle w:val="ListBullet"/>
+      </w:pPr>
+      <w:r>
+        <w:rPr>
+          <w:b w:val="0"/>
+          <w:i w:val="0"/>
+        </w:rPr>
+        <w:t>r2) Any model with AUC above 0.8 is calibrated.</w:t>
+      </w:r>
+    </w:p>
+    <w:p>
+      <w:pPr>
+        <w:pStyle w:val="Heading5"/>
+      </w:pPr>
+      <w:r>
+        <w:t>Exercise 2. Predict the output (level 2)</w:t>
+      </w:r>
+    </w:p>
+    <w:p>
+      <w:r>
+        <w:rPr>
+          <w:b w:val="0"/>
+          <w:i w:val="0"/>
+        </w:rPr>
+        <w:t>What does this print? (scikit-learn 1.8)</w:t>
       </w:r>
     </w:p>
     <w:tbl>
@@ -2888,7 +2971,76 @@
                 <w:b w:val="0"/>
                 <w:sz w:val="16"/>
               </w:rPr>
-              <w:t>calibrated = _____(1)(model, method="_____(2)", cv=5).fit(X_train, y_train)</w:t>
+              <w:t>from sklearn.metrics import brier_score_loss</w:t>
+            </w:r>
+          </w:p>
+          <w:p>
+            <w:pPr>
+              <w:spacing w:before="0" w:after="0" w:line="240" w:lineRule="auto"/>
+              <w:ind w:left="567" w:hanging="567"/>
+            </w:pPr>
+            <w:r>
+              <w:rPr>
+                <w:rFonts w:ascii="Consolas" w:hAnsi="Consolas" w:eastAsia="Consolas"/>
+                <w:b w:val="0"/>
+                <w:color w:val="5B6875"/>
+                <w:sz w:val="16"/>
+              </w:rPr>
+              <w:t xml:space="preserve">   2  </w:t>
+            </w:r>
+            <w:r>
+              <w:rPr>
+                <w:rFonts w:ascii="Consolas" w:hAnsi="Consolas" w:eastAsia="Consolas"/>
+                <w:b w:val="0"/>
+                <w:sz w:val="16"/>
+              </w:rPr>
+              <w:t xml:space="preserve"> </w:t>
+            </w:r>
+          </w:p>
+          <w:p>
+            <w:pPr>
+              <w:spacing w:before="0" w:after="0" w:line="240" w:lineRule="auto"/>
+              <w:ind w:left="567" w:hanging="567"/>
+            </w:pPr>
+            <w:r>
+              <w:rPr>
+                <w:rFonts w:ascii="Consolas" w:hAnsi="Consolas" w:eastAsia="Consolas"/>
+                <w:b w:val="0"/>
+                <w:color w:val="5B6875"/>
+                <w:sz w:val="16"/>
+              </w:rPr>
+              <w:t xml:space="preserve">   3  </w:t>
+            </w:r>
+            <w:r>
+              <w:rPr>
+                <w:rFonts w:ascii="Consolas" w:hAnsi="Consolas" w:eastAsia="Consolas"/>
+                <w:b w:val="0"/>
+                <w:sz w:val="16"/>
+              </w:rPr>
+              <w:t>y = [0, 0, 0, 1]</w:t>
+            </w:r>
+          </w:p>
+          <w:p>
+            <w:pPr>
+              <w:spacing w:before="0" w:after="0" w:line="240" w:lineRule="auto"/>
+              <w:ind w:left="567" w:hanging="567"/>
+            </w:pPr>
+            <w:r>
+              <w:rPr>
+                <w:rFonts w:ascii="Consolas" w:hAnsi="Consolas" w:eastAsia="Consolas"/>
+                <w:b w:val="0"/>
+                <w:color w:val="5B6875"/>
+                <w:sz w:val="16"/>
+              </w:rPr>
+              <w:t xml:space="preserve">   4  </w:t>
+            </w:r>
+            <w:r>
+              <w:rPr>
+                <w:rFonts w:ascii="Consolas" w:hAnsi="Consolas" w:eastAsia="Consolas"/>
+                <w:b w:val="0"/>
+                <w:sz w:val="16"/>
+              </w:rPr>
+              <w:t>print(brier_score_loss(y, [0.25, 0.25, 0.25, 0.25]), brier_score_loss(y, [0.5, 0.5, 0.5, 0.5]))</w:t>
             </w:r>
           </w:p>
         </w:tc>
@@ -2900,7 +3052,7 @@
         <w:pStyle w:val="Heading5"/>
       </w:pPr>
       <w:r>
-        <w:t>Exercise 4. Write the function (level 3)</w:t>
+        <w:t>Exercise 3. Fill the gap (level 2)</w:t>
       </w:r>
     </w:p>
     <w:p>
@@ -2909,135 +3061,7 @@
           <w:b w:val="0"/>
           <w:i w:val="0"/>
         </w:rPr>
-        <w:t xml:space="preserve">Write </w:t>
-      </w:r>
-      <w:r>
-        <w:rPr>
-          <w:rFonts w:ascii="Consolas" w:hAnsi="Consolas" w:eastAsia="Consolas"/>
-          <w:b w:val="0"/>
-          <w:sz w:val="19"/>
-        </w:rPr>
-        <w:t>calibration_table(y, p, n_bins) -&gt; pd.DataFrame</w:t>
-      </w:r>
-      <w:r>
-        <w:rPr>
-          <w:b w:val="0"/>
-          <w:i w:val="0"/>
-        </w:rPr>
-        <w:t xml:space="preserve">. Split [0, 1] into </w:t>
-      </w:r>
-      <w:r>
-        <w:rPr>
-          <w:rFonts w:ascii="Consolas" w:hAnsi="Consolas" w:eastAsia="Consolas"/>
-          <w:b w:val="0"/>
-          <w:sz w:val="19"/>
-        </w:rPr>
-        <w:t>n_bins</w:t>
-      </w:r>
-      <w:r>
-        <w:rPr>
-          <w:b w:val="0"/>
-          <w:i w:val="0"/>
-        </w:rPr>
-        <w:t xml:space="preserve"> equal-width bins. Assign each probability with </w:t>
-      </w:r>
-      <w:r>
-        <w:rPr>
-          <w:rFonts w:ascii="Consolas" w:hAnsi="Consolas" w:eastAsia="Consolas"/>
-          <w:b w:val="0"/>
-          <w:sz w:val="19"/>
-        </w:rPr>
-        <w:t>np.searchsorted(edges[1:-1], p, side="right")</w:t>
-      </w:r>
-      <w:r>
-        <w:rPr>
-          <w:b w:val="0"/>
-          <w:i w:val="0"/>
-        </w:rPr>
-        <w:t xml:space="preserve">. Return one row per </w:t>
-      </w:r>
-      <w:r>
-        <w:rPr>
-          <w:b/>
-          <w:i w:val="0"/>
-        </w:rPr>
-        <w:t>non-empty</w:t>
-      </w:r>
-      <w:r>
-        <w:rPr>
-          <w:b w:val="0"/>
-          <w:i w:val="0"/>
-        </w:rPr>
-        <w:t xml:space="preserve"> bin, in bin order, with columns </w:t>
-      </w:r>
-      <w:r>
-        <w:rPr>
-          <w:rFonts w:ascii="Consolas" w:hAnsi="Consolas" w:eastAsia="Consolas"/>
-          <w:b w:val="0"/>
-          <w:sz w:val="19"/>
-        </w:rPr>
-        <w:t>mean_predicted</w:t>
-      </w:r>
-      <w:r>
-        <w:rPr>
-          <w:b w:val="0"/>
-          <w:i w:val="0"/>
-        </w:rPr>
-        <w:t xml:space="preserve">, </w:t>
-      </w:r>
-      <w:r>
-        <w:rPr>
-          <w:rFonts w:ascii="Consolas" w:hAnsi="Consolas" w:eastAsia="Consolas"/>
-          <w:b w:val="0"/>
-          <w:sz w:val="19"/>
-        </w:rPr>
-        <w:t>observed</w:t>
-      </w:r>
-      <w:r>
-        <w:rPr>
-          <w:b w:val="0"/>
-          <w:i w:val="0"/>
-        </w:rPr>
-        <w:t xml:space="preserve"> (mean of </w:t>
-      </w:r>
-      <w:r>
-        <w:rPr>
-          <w:rFonts w:ascii="Consolas" w:hAnsi="Consolas" w:eastAsia="Consolas"/>
-          <w:b w:val="0"/>
-          <w:sz w:val="19"/>
-        </w:rPr>
-        <w:t>y</w:t>
-      </w:r>
-      <w:r>
-        <w:rPr>
-          <w:b w:val="0"/>
-          <w:i w:val="0"/>
-        </w:rPr>
-        <w:t xml:space="preserve">) and </w:t>
-      </w:r>
-      <w:r>
-        <w:rPr>
-          <w:rFonts w:ascii="Consolas" w:hAnsi="Consolas" w:eastAsia="Consolas"/>
-          <w:b w:val="0"/>
-          <w:sz w:val="19"/>
-        </w:rPr>
-        <w:t>n</w:t>
-      </w:r>
-      <w:r>
-        <w:rPr>
-          <w:b w:val="0"/>
-          <w:i w:val="0"/>
-        </w:rPr>
-        <w:t>, and a default 0..k index.</w:t>
-      </w:r>
-    </w:p>
-    <w:p>
-      <w:r>
-        <w:rPr>
-          <w:b w:val="0"/>
-          <w:i w:val="0"/>
-        </w:rPr>
-        <w:t>Starter code:</w:t>
+        <w:t>Recalibrate a classifier with a sigmoid map fitted on held-out folds.</w:t>
       </w:r>
     </w:p>
     <w:tbl>
@@ -3075,122 +3099,7 @@
                 <w:b w:val="0"/>
                 <w:sz w:val="16"/>
               </w:rPr>
-              <w:t>import numpy as np</w:t>
-            </w:r>
-          </w:p>
-          <w:p>
-            <w:pPr>
-              <w:spacing w:before="0" w:after="0" w:line="240" w:lineRule="auto"/>
-              <w:ind w:left="567" w:hanging="567"/>
-            </w:pPr>
-            <w:r>
-              <w:rPr>
-                <w:rFonts w:ascii="Consolas" w:hAnsi="Consolas" w:eastAsia="Consolas"/>
-                <w:b w:val="0"/>
-                <w:color w:val="5B6875"/>
-                <w:sz w:val="16"/>
-              </w:rPr>
-              <w:t xml:space="preserve">   2  </w:t>
-            </w:r>
-            <w:r>
-              <w:rPr>
-                <w:rFonts w:ascii="Consolas" w:hAnsi="Consolas" w:eastAsia="Consolas"/>
-                <w:b w:val="0"/>
-                <w:sz w:val="16"/>
-              </w:rPr>
-              <w:t>import pandas as pd</w:t>
-            </w:r>
-          </w:p>
-          <w:p>
-            <w:pPr>
-              <w:spacing w:before="0" w:after="0" w:line="240" w:lineRule="auto"/>
-              <w:ind w:left="567" w:hanging="567"/>
-            </w:pPr>
-            <w:r>
-              <w:rPr>
-                <w:rFonts w:ascii="Consolas" w:hAnsi="Consolas" w:eastAsia="Consolas"/>
-                <w:b w:val="0"/>
-                <w:color w:val="5B6875"/>
-                <w:sz w:val="16"/>
-              </w:rPr>
-              <w:t xml:space="preserve">   3  </w:t>
-            </w:r>
-            <w:r>
-              <w:rPr>
-                <w:rFonts w:ascii="Consolas" w:hAnsi="Consolas" w:eastAsia="Consolas"/>
-                <w:b w:val="0"/>
-                <w:sz w:val="16"/>
-              </w:rPr>
-              <w:t xml:space="preserve"> </w:t>
-            </w:r>
-          </w:p>
-          <w:p>
-            <w:pPr>
-              <w:spacing w:before="0" w:after="0" w:line="240" w:lineRule="auto"/>
-              <w:ind w:left="567" w:hanging="567"/>
-            </w:pPr>
-            <w:r>
-              <w:rPr>
-                <w:rFonts w:ascii="Consolas" w:hAnsi="Consolas" w:eastAsia="Consolas"/>
-                <w:b w:val="0"/>
-                <w:color w:val="5B6875"/>
-                <w:sz w:val="16"/>
-              </w:rPr>
-              <w:t xml:space="preserve">   4  </w:t>
-            </w:r>
-            <w:r>
-              <w:rPr>
-                <w:rFonts w:ascii="Consolas" w:hAnsi="Consolas" w:eastAsia="Consolas"/>
-                <w:b w:val="0"/>
-                <w:sz w:val="16"/>
-              </w:rPr>
-              <w:t xml:space="preserve"> </w:t>
-            </w:r>
-          </w:p>
-          <w:p>
-            <w:pPr>
-              <w:spacing w:before="0" w:after="0" w:line="240" w:lineRule="auto"/>
-              <w:ind w:left="567" w:hanging="567"/>
-            </w:pPr>
-            <w:r>
-              <w:rPr>
-                <w:rFonts w:ascii="Consolas" w:hAnsi="Consolas" w:eastAsia="Consolas"/>
-                <w:b w:val="0"/>
-                <w:color w:val="5B6875"/>
-                <w:sz w:val="16"/>
-              </w:rPr>
-              <w:t xml:space="preserve">   5  </w:t>
-            </w:r>
-            <w:r>
-              <w:rPr>
-                <w:rFonts w:ascii="Consolas" w:hAnsi="Consolas" w:eastAsia="Consolas"/>
-                <w:b w:val="0"/>
-                <w:sz w:val="16"/>
-              </w:rPr>
-              <w:t>def calibration_table(y, p, n_bins):</w:t>
-            </w:r>
-          </w:p>
-          <w:p>
-            <w:pPr>
-              <w:spacing w:before="0" w:after="0" w:line="240" w:lineRule="auto"/>
-              <w:ind w:left="567" w:hanging="567"/>
-            </w:pPr>
-            <w:r>
-              <w:rPr>
-                <w:rFonts w:ascii="Consolas" w:hAnsi="Consolas" w:eastAsia="Consolas"/>
-                <w:b w:val="0"/>
-                <w:color w:val="5B6875"/>
-                <w:sz w:val="16"/>
-              </w:rPr>
-              <w:t xml:space="preserve">   6  </w:t>
-            </w:r>
-            <w:r>
-              <w:rPr>
-                <w:rFonts w:ascii="Consolas" w:hAnsi="Consolas" w:eastAsia="Consolas"/>
-                <w:b w:val="0"/>
-                <w:sz w:val="16"/>
-              </w:rPr>
-              <w:t xml:space="preserve">    return pd.DataFrame({"mean_predicted": [p.mean()], "observed": [y.mean()]})</w:t>
+              <w:t>calibrated = _____(1)(model, method="_____(2)", cv=5).fit(X_train, y_train)</w:t>
             </w:r>
           </w:p>
         </w:tc>
@@ -3202,7 +3111,7 @@
         <w:pStyle w:val="Heading5"/>
       </w:pPr>
       <w:r>
-        <w:t>Exercise 5. Architecture design (level 4)</w:t>
+        <w:t>Exercise 4. Write the function (level 3)</w:t>
       </w:r>
     </w:p>
     <w:p>
@@ -3211,7 +3120,126 @@
           <w:b w:val="0"/>
           <w:i w:val="0"/>
         </w:rPr>
-        <w:t>A churn model will be used two ways. Decide what each use needs.</w:t>
+        <w:t xml:space="preserve">Write </w:t>
+      </w:r>
+      <w:r>
+        <w:rPr>
+          <w:rFonts w:ascii="Consolas" w:hAnsi="Consolas" w:eastAsia="Consolas"/>
+          <w:b w:val="0"/>
+          <w:sz w:val="19"/>
+        </w:rPr>
+        <w:t>calibration_table(y, p, n_bins) -&gt; pd.DataFrame</w:t>
+      </w:r>
+      <w:r>
+        <w:rPr>
+          <w:b w:val="0"/>
+          <w:i w:val="0"/>
+        </w:rPr>
+        <w:t xml:space="preserve">. Split [0, 1] into </w:t>
+      </w:r>
+      <w:r>
+        <w:rPr>
+          <w:rFonts w:ascii="Consolas" w:hAnsi="Consolas" w:eastAsia="Consolas"/>
+          <w:b w:val="0"/>
+          <w:sz w:val="19"/>
+        </w:rPr>
+        <w:t>n_bins</w:t>
+      </w:r>
+      <w:r>
+        <w:rPr>
+          <w:b w:val="0"/>
+          <w:i w:val="0"/>
+        </w:rPr>
+        <w:t xml:space="preserve"> equal-width bins. Assign each probability with </w:t>
+      </w:r>
+      <w:r>
+        <w:rPr>
+          <w:rFonts w:ascii="Consolas" w:hAnsi="Consolas" w:eastAsia="Consolas"/>
+          <w:b w:val="0"/>
+          <w:sz w:val="19"/>
+        </w:rPr>
+        <w:t>np.searchsorted(edges[1:-1], p, side="right")</w:t>
+      </w:r>
+      <w:r>
+        <w:rPr>
+          <w:b w:val="0"/>
+          <w:i w:val="0"/>
+        </w:rPr>
+        <w:t xml:space="preserve">. Return one row per </w:t>
+      </w:r>
+      <w:r>
+        <w:rPr>
+          <w:b/>
+          <w:i w:val="0"/>
+        </w:rPr>
+        <w:t>non-empty</w:t>
+      </w:r>
+      <w:r>
+        <w:rPr>
+          <w:b w:val="0"/>
+          <w:i w:val="0"/>
+        </w:rPr>
+        <w:t xml:space="preserve"> bin, in bin order, with columns </w:t>
+      </w:r>
+      <w:r>
+        <w:rPr>
+          <w:rFonts w:ascii="Consolas" w:hAnsi="Consolas" w:eastAsia="Consolas"/>
+          <w:b w:val="0"/>
+          <w:sz w:val="19"/>
+        </w:rPr>
+        <w:t>mean_predicted</w:t>
+      </w:r>
+      <w:r>
+        <w:rPr>
+          <w:b w:val="0"/>
+          <w:i w:val="0"/>
+        </w:rPr>
+        <w:t xml:space="preserve">, </w:t>
+      </w:r>
+      <w:r>
+        <w:rPr>
+          <w:rFonts w:ascii="Consolas" w:hAnsi="Consolas" w:eastAsia="Consolas"/>
+          <w:b w:val="0"/>
+          <w:sz w:val="19"/>
+        </w:rPr>
+        <w:t>observed</w:t>
+      </w:r>
+      <w:r>
+        <w:rPr>
+          <w:b w:val="0"/>
+          <w:i w:val="0"/>
+        </w:rPr>
+        <w:t xml:space="preserve"> (mean of </w:t>
+      </w:r>
+      <w:r>
+        <w:rPr>
+          <w:rFonts w:ascii="Consolas" w:hAnsi="Consolas" w:eastAsia="Consolas"/>
+          <w:b w:val="0"/>
+          <w:sz w:val="19"/>
+        </w:rPr>
+        <w:t>y</w:t>
+      </w:r>
+      <w:r>
+        <w:rPr>
+          <w:b w:val="0"/>
+          <w:i w:val="0"/>
+        </w:rPr>
+        <w:t xml:space="preserve">) and </w:t>
+      </w:r>
+      <w:r>
+        <w:rPr>
+          <w:rFonts w:ascii="Consolas" w:hAnsi="Consolas" w:eastAsia="Consolas"/>
+          <w:b w:val="0"/>
+          <w:sz w:val="19"/>
+        </w:rPr>
+        <w:t>n</w:t>
+      </w:r>
+      <w:r>
+        <w:rPr>
+          <w:b w:val="0"/>
+          <w:i w:val="0"/>
+        </w:rPr>
+        <w:t>, and a default 0..k index.</w:t>
       </w:r>
     </w:p>
     <w:p>
@@ -3220,51 +3248,7 @@
           <w:b w:val="0"/>
           <w:i w:val="0"/>
         </w:rPr>
-        <w:t>Options: Good ranking only, Calibrated probabilities.</w:t>
-      </w:r>
-    </w:p>
-    <w:p>
-      <w:pPr>
-        <w:pStyle w:val="ListNumber"/>
-      </w:pPr>
-      <w:r>
-        <w:rPr>
-          <w:b w:val="0"/>
-          <w:i w:val="0"/>
-        </w:rPr>
-        <w:t>Pick the top 500 customers to call each week</w:t>
-      </w:r>
-    </w:p>
-    <w:p>
-      <w:pPr>
-        <w:pStyle w:val="ListNumber"/>
-      </w:pPr>
-      <w:r>
-        <w:rPr>
-          <w:b w:val="0"/>
-          <w:i w:val="0"/>
-        </w:rPr>
-        <w:t>Forecast the number of churners next month for finance</w:t>
-      </w:r>
-    </w:p>
-    <w:p>
-      <w:pPr>
-        <w:pStyle w:val="ListNumber"/>
-      </w:pPr>
-      <w:r>
-        <w:rPr>
-          <w:b w:val="0"/>
-          <w:i w:val="0"/>
-        </w:rPr>
-        <w:t>Class imbalance handling for the forecast model</w:t>
-      </w:r>
-    </w:p>
-    <w:p>
-      <w:pPr>
-        <w:pStyle w:val="Heading4"/>
-      </w:pPr>
-      <w:r>
-        <w:t>Sources</w:t>
+        <w:t>Your code must pass these checks:</w:t>
       </w:r>
     </w:p>
     <w:p>
@@ -3276,7 +3260,7 @@
           <w:b w:val="0"/>
           <w:i w:val="0"/>
         </w:rPr>
-        <w:t>Logistic regression at 2.4% prevalence: mean p 0.024 and Brier 0.021; with class_weight="balanced", mean p 0.42 and Brier 0.199; constant baseline 0.024. (verified: Run with scikit-learn 1.8.0 and 1.9.1 in this repository (make_classification, random_state=0).)</w:t>
+        <w:t>Each bin needs its mean predicted probability, observed rate and count.</w:t>
       </w:r>
     </w:p>
     <w:p>
@@ -3288,202 +3272,16 @@
           <w:b w:val="0"/>
           <w:i w:val="0"/>
         </w:rPr>
-        <w:t>The table matches sklearn.calibration.calibration_curve with strategy="uniform" on test data. (verified: Compared with np.allclose on scikit-learn 1.8.0 in this repository.)</w:t>
+        <w:t>Leave out empty bins, and reset the index.</w:t>
       </w:r>
     </w:p>
     <w:p>
-      <w:pPr>
-        <w:pStyle w:val="Heading3"/>
-      </w:pPr>
-      <w:r>
-        <w:t>B12-L3 Imbalanced classes and error analysis by segment</w:t>
-      </w:r>
-    </w:p>
-    <w:p>
-      <w:pPr>
-        <w:pStyle w:val="Heading4"/>
-      </w:pPr>
-      <w:r>
-        <w:t>Concept</w:t>
-      </w:r>
-    </w:p>
-    <w:p>
-      <w:r>
-        <w:rPr>
-          <w:b/>
-          <w:i w:val="0"/>
-        </w:rPr>
-        <w:t>Imbalance.</w:t>
-      </w:r>
-      <w:r>
-        <w:rPr>
-          <w:b w:val="0"/>
-          <w:i w:val="0"/>
-        </w:rPr>
-        <w:t xml:space="preserve"> When positives are rare, a model trained as usual predicts low probabilities, and the default 0.5 threshold flags almost nothing. That is a threshold problem, not always a model problem.</w:t>
-      </w:r>
-    </w:p>
-    <w:p>
-      <w:r>
-        <w:rPr>
-          <w:b w:val="0"/>
-          <w:i w:val="0"/>
-        </w:rPr>
-        <w:t xml:space="preserve">In this course's build (2.4% positives, logistic regression, scikit-learn 1.8), the plain model at 0.5 flagged 3 cases and found none. Lowering the threshold to 0.1 flagged 284 cases with precision 0.36 and recall 0.42. At 0.02 it reached recall 0.63 with precision 0.04. The same model trained with </w:t>
-      </w:r>
-      <w:r>
-        <w:rPr>
-          <w:rFonts w:ascii="Consolas" w:hAnsi="Consolas" w:eastAsia="Consolas"/>
-          <w:b w:val="0"/>
-          <w:sz w:val="19"/>
-        </w:rPr>
-        <w:t>class_weight="balanced"</w:t>
-      </w:r>
-      <w:r>
-        <w:rPr>
-          <w:b w:val="0"/>
-          <w:i w:val="0"/>
-        </w:rPr>
-        <w:t xml:space="preserve"> reached recall 0.64 and precision 0.05 at 0.5: a very similar trade-off, with probabilities that were no longer calibrated (lesson B12-L2).</w:t>
-      </w:r>
-    </w:p>
-    <w:p>
-      <w:r>
-        <w:rPr>
-          <w:b w:val="0"/>
-          <w:i w:val="0"/>
-        </w:rPr>
-        <w:t>Options, in the order to try them:</w:t>
-      </w:r>
-    </w:p>
-    <w:p>
-      <w:pPr>
-        <w:pStyle w:val="ListNumber"/>
-      </w:pPr>
-      <w:r>
-        <w:rPr>
-          <w:b/>
-          <w:i w:val="0"/>
-        </w:rPr>
-        <w:t>Train normally and choose the threshold</w:t>
-      </w:r>
-      <w:r>
-        <w:rPr>
-          <w:b w:val="0"/>
-          <w:i w:val="0"/>
-        </w:rPr>
-        <w:t xml:space="preserve"> from capacity or cost (lesson B12-L1). Probabilities stay calibrated.</w:t>
-      </w:r>
-    </w:p>
-    <w:p>
-      <w:pPr>
-        <w:pStyle w:val="ListNumber"/>
-      </w:pPr>
-      <w:r>
-        <w:rPr>
-          <w:b/>
-          <w:i w:val="0"/>
-        </w:rPr>
-        <w:t>Class weights</w:t>
-      </w:r>
-      <w:r>
-        <w:rPr>
-          <w:b w:val="0"/>
-          <w:i w:val="0"/>
-        </w:rPr>
-        <w:t xml:space="preserve"> when the model struggles to learn the minority class at all. Recalibrate afterwards if you need probabilities.</w:t>
-      </w:r>
-    </w:p>
-    <w:p>
-      <w:pPr>
-        <w:pStyle w:val="ListNumber"/>
-      </w:pPr>
-      <w:r>
-        <w:rPr>
-          <w:b/>
-          <w:i w:val="0"/>
-        </w:rPr>
-        <w:t>Resampling</w:t>
-      </w:r>
-      <w:r>
-        <w:rPr>
-          <w:b w:val="0"/>
-          <w:i w:val="0"/>
-        </w:rPr>
-        <w:t xml:space="preserve"> (over- or under-sampling) </w:t>
-      </w:r>
-      <w:r>
-        <w:rPr>
-          <w:b/>
-          <w:i w:val="0"/>
-        </w:rPr>
-        <w:t>inside the training folds only</w:t>
-      </w:r>
-      <w:r>
-        <w:rPr>
-          <w:b w:val="0"/>
-          <w:i w:val="0"/>
-        </w:rPr>
-        <w:t>. Never resample the test set: its class balance must match production.</w:t>
-      </w:r>
-    </w:p>
-    <w:p>
-      <w:r>
-        <w:rPr>
-          <w:b/>
-          <w:i w:val="0"/>
-        </w:rPr>
-        <w:t>Error analysis.</w:t>
-      </w:r>
-      <w:r>
-        <w:rPr>
-          <w:b w:val="0"/>
-          <w:i w:val="0"/>
-        </w:rPr>
-        <w:t xml:space="preserve"> One overall metric hides where a model fails. Break the test results down by segment: region, device, customer tenure, survey mode. For each segment report the count, positives, precision and recall. A model with recall 0.60 overall can have recall 0.15 for new customers, the group the campaign most wants to reach.</w:t>
-      </w:r>
-    </w:p>
-    <w:p>
-      <w:r>
-        <w:rPr>
-          <w:b w:val="0"/>
-          <w:i w:val="0"/>
-        </w:rPr>
-        <w:t>Then read examples. Take the 20 most confident false positives and the 20 most confident false negatives, and look at them with someone who knows the domain. Patterns in those 40 rows often point to a missing feature, a label error or a leak.</w:t>
-      </w:r>
-    </w:p>
-    <w:p>
-      <w:r>
-        <w:rPr>
-          <w:b w:val="0"/>
-          <w:i w:val="0"/>
-        </w:rPr>
-        <w:t>Report segment results with their counts. A recall of 0.20 from 5 positives is a question, not a finding.</w:t>
-      </w:r>
-    </w:p>
-    <w:p>
-      <w:pPr>
-        <w:pStyle w:val="Heading4"/>
-      </w:pPr>
-      <w:r>
-        <w:t>Why it matters</w:t>
-      </w:r>
-    </w:p>
-    <w:p>
-      <w:r>
-        <w:rPr>
-          <w:b w:val="0"/>
-          <w:i w:val="0"/>
-        </w:rPr>
-        <w:t>A complaint-routing model reported recall 0.71 overall. Complaints arriving by the new web chat were 18% of the volume and had recall 0.22: the model had been trained mostly on email text, and chat messages were shorter and informal. Urgent chat complaints waited in the general queue for three weeks before a supervisor noticed. A per-channel breakdown at validation would have shown it.</w:t>
-      </w:r>
-    </w:p>
-    <w:p>
-      <w:pPr>
-        <w:pStyle w:val="Heading4"/>
-      </w:pPr>
-      <w:r>
-        <w:t>Worked example: weak code</w:t>
+      <w:r>
+        <w:rPr>
+          <w:b w:val="0"/>
+          <w:i w:val="0"/>
+        </w:rPr>
+        <w:t>Shape of the answer. The reference solution defines these names. Write the bodies yourself.</w:t>
       </w:r>
     </w:p>
     <w:tbl>
@@ -3521,7 +3319,7 @@
                 <w:b w:val="0"/>
                 <w:sz w:val="16"/>
               </w:rPr>
-              <w:t>model = LogisticRegression().fit(X_train, y_train)</w:t>
+              <w:t># Mean predicted probability and observed rate per equal-width bin.</w:t>
             </w:r>
           </w:p>
           <w:p>
@@ -3532,48 +3330,124 @@
             <w:r>
               <w:rPr>
                 <w:rFonts w:ascii="Consolas" w:hAnsi="Consolas" w:eastAsia="Consolas"/>
-                <w:b/>
+                <w:b w:val="0"/>
                 <w:color w:val="5B6875"/>
                 <w:sz w:val="16"/>
               </w:rPr>
-              <w:t xml:space="preserve"> [1]  </w:t>
-            </w:r>
-            <w:r>
-              <w:rPr>
-                <w:rFonts w:ascii="Consolas" w:hAnsi="Consolas" w:eastAsia="Consolas"/>
-                <w:b w:val="0"/>
-                <w:sz w:val="16"/>
-              </w:rPr>
-              <w:t>print("recall", recall_score(y_test, model.predict(X_test)))</w:t>
+              <w:t xml:space="preserve">   2  </w:t>
+            </w:r>
+            <w:r>
+              <w:rPr>
+                <w:rFonts w:ascii="Consolas" w:hAnsi="Consolas" w:eastAsia="Consolas"/>
+                <w:b w:val="0"/>
+                <w:sz w:val="16"/>
+              </w:rPr>
+              <w:t>def calibration_table(</w:t>
+            </w:r>
+          </w:p>
+          <w:p>
+            <w:pPr>
+              <w:spacing w:before="0" w:after="0" w:line="240" w:lineRule="auto"/>
+              <w:ind w:left="567" w:hanging="567"/>
+            </w:pPr>
+            <w:r>
+              <w:rPr>
+                <w:rFonts w:ascii="Consolas" w:hAnsi="Consolas" w:eastAsia="Consolas"/>
+                <w:b w:val="0"/>
+                <w:color w:val="5B6875"/>
+                <w:sz w:val="16"/>
+              </w:rPr>
+              <w:t xml:space="preserve">   3  </w:t>
+            </w:r>
+            <w:r>
+              <w:rPr>
+                <w:rFonts w:ascii="Consolas" w:hAnsi="Consolas" w:eastAsia="Consolas"/>
+                <w:b w:val="0"/>
+                <w:sz w:val="16"/>
+              </w:rPr>
+              <w:t xml:space="preserve">    y: np.ndarray,</w:t>
+            </w:r>
+          </w:p>
+          <w:p>
+            <w:pPr>
+              <w:spacing w:before="0" w:after="0" w:line="240" w:lineRule="auto"/>
+              <w:ind w:left="567" w:hanging="567"/>
+            </w:pPr>
+            <w:r>
+              <w:rPr>
+                <w:rFonts w:ascii="Consolas" w:hAnsi="Consolas" w:eastAsia="Consolas"/>
+                <w:b w:val="0"/>
+                <w:color w:val="5B6875"/>
+                <w:sz w:val="16"/>
+              </w:rPr>
+              <w:t xml:space="preserve">   4  </w:t>
+            </w:r>
+            <w:r>
+              <w:rPr>
+                <w:rFonts w:ascii="Consolas" w:hAnsi="Consolas" w:eastAsia="Consolas"/>
+                <w:b w:val="0"/>
+                <w:sz w:val="16"/>
+              </w:rPr>
+              <w:t xml:space="preserve">    p: np.ndarray,</w:t>
+            </w:r>
+          </w:p>
+          <w:p>
+            <w:pPr>
+              <w:spacing w:before="0" w:after="0" w:line="240" w:lineRule="auto"/>
+              <w:ind w:left="567" w:hanging="567"/>
+            </w:pPr>
+            <w:r>
+              <w:rPr>
+                <w:rFonts w:ascii="Consolas" w:hAnsi="Consolas" w:eastAsia="Consolas"/>
+                <w:b w:val="0"/>
+                <w:color w:val="5B6875"/>
+                <w:sz w:val="16"/>
+              </w:rPr>
+              <w:t xml:space="preserve">   5  </w:t>
+            </w:r>
+            <w:r>
+              <w:rPr>
+                <w:rFonts w:ascii="Consolas" w:hAnsi="Consolas" w:eastAsia="Consolas"/>
+                <w:b w:val="0"/>
+                <w:sz w:val="16"/>
+              </w:rPr>
+              <w:t xml:space="preserve">    n_bins: int,</w:t>
+            </w:r>
+          </w:p>
+          <w:p>
+            <w:pPr>
+              <w:spacing w:before="0" w:after="0" w:line="240" w:lineRule="auto"/>
+              <w:ind w:left="567" w:hanging="567"/>
+            </w:pPr>
+            <w:r>
+              <w:rPr>
+                <w:rFonts w:ascii="Consolas" w:hAnsi="Consolas" w:eastAsia="Consolas"/>
+                <w:b w:val="0"/>
+                <w:color w:val="5B6875"/>
+                <w:sz w:val="16"/>
+              </w:rPr>
+              <w:t xml:space="preserve">   6  </w:t>
+            </w:r>
+            <w:r>
+              <w:rPr>
+                <w:rFonts w:ascii="Consolas" w:hAnsi="Consolas" w:eastAsia="Consolas"/>
+                <w:b w:val="0"/>
+                <w:sz w:val="16"/>
+              </w:rPr>
+              <w:t>) -&gt; pd.DataFrame: ...</w:t>
             </w:r>
           </w:p>
         </w:tc>
       </w:tr>
     </w:tbl>
+    <w:p/>
     <w:p>
-      <w:pPr>
-        <w:pStyle w:val="ListNumber"/>
-      </w:pPr>
-      <w:r>
-        <w:rPr>
-          <w:b/>
-        </w:rPr>
-        <w:t xml:space="preserve">Line 2. </w:t>
-      </w:r>
-      <w:r>
-        <w:rPr>
-          <w:b w:val="0"/>
-          <w:i w:val="0"/>
-        </w:rPr>
-        <w:t>The 0.5 default flags almost nothing on rare positives, and one overall number hides weak segments.</w:t>
-      </w:r>
-    </w:p>
-    <w:p>
-      <w:pPr>
-        <w:pStyle w:val="Heading4"/>
-      </w:pPr>
-      <w:r>
-        <w:t>Worked example: strong code</w:t>
+      <w:r>
+        <w:rPr>
+          <w:b w:val="0"/>
+          <w:i w:val="0"/>
+        </w:rPr>
+        <w:t>Starter code:</w:t>
       </w:r>
     </w:p>
     <w:tbl>
@@ -3611,7 +3485,7 @@
                 <w:b w:val="0"/>
                 <w:sz w:val="16"/>
               </w:rPr>
-              <w:t>import pandas as pd</w:t>
+              <w:t>import numpy as np</w:t>
             </w:r>
           </w:p>
           <w:p>
@@ -3634,7 +3508,7 @@
                 <w:b w:val="0"/>
                 <w:sz w:val="16"/>
               </w:rPr>
-              <w:t xml:space="preserve"> </w:t>
+              <w:t>import pandas as pd</w:t>
             </w:r>
           </w:p>
           <w:p>
@@ -3680,7 +3554,7 @@
                 <w:b w:val="0"/>
                 <w:sz w:val="16"/>
               </w:rPr>
-              <w:t>def metrics_by_segment(df: pd.DataFrame, segment: str) -&gt; pd.DataFrame:</w:t>
+              <w:t xml:space="preserve"> </w:t>
             </w:r>
           </w:p>
           <w:p>
@@ -3703,7 +3577,7 @@
                 <w:b w:val="0"/>
                 <w:sz w:val="16"/>
               </w:rPr>
-              <w:t xml:space="preserve">    """Count, positives, precision and recall per segment. Columns y and flagged are 0/1."""</w:t>
+              <w:t>def calibration_table(y, p, n_bins):</w:t>
             </w:r>
           </w:p>
           <w:p>
@@ -3726,281 +3600,37 @@
                 <w:b w:val="0"/>
                 <w:sz w:val="16"/>
               </w:rPr>
-              <w:t xml:space="preserve">    rows = []</w:t>
-            </w:r>
-          </w:p>
-          <w:p>
-            <w:pPr>
-              <w:spacing w:before="0" w:after="0" w:line="240" w:lineRule="auto"/>
-              <w:ind w:left="567" w:hanging="567"/>
-            </w:pPr>
-            <w:r>
-              <w:rPr>
-                <w:rFonts w:ascii="Consolas" w:hAnsi="Consolas" w:eastAsia="Consolas"/>
-                <w:b/>
-                <w:color w:val="5B6875"/>
-                <w:sz w:val="16"/>
-              </w:rPr>
-              <w:t xml:space="preserve"> [1]  </w:t>
-            </w:r>
-            <w:r>
-              <w:rPr>
-                <w:rFonts w:ascii="Consolas" w:hAnsi="Consolas" w:eastAsia="Consolas"/>
-                <w:b w:val="0"/>
-                <w:sz w:val="16"/>
-              </w:rPr>
-              <w:t xml:space="preserve">    for name, g in df.groupby(segment, sort=True):</w:t>
-            </w:r>
-          </w:p>
-          <w:p>
-            <w:pPr>
-              <w:spacing w:before="0" w:after="0" w:line="240" w:lineRule="auto"/>
-              <w:ind w:left="567" w:hanging="567"/>
-            </w:pPr>
-            <w:r>
-              <w:rPr>
-                <w:rFonts w:ascii="Consolas" w:hAnsi="Consolas" w:eastAsia="Consolas"/>
-                <w:b w:val="0"/>
-                <w:color w:val="5B6875"/>
-                <w:sz w:val="16"/>
-              </w:rPr>
-              <w:t xml:space="preserve">   8  </w:t>
-            </w:r>
-            <w:r>
-              <w:rPr>
-                <w:rFonts w:ascii="Consolas" w:hAnsi="Consolas" w:eastAsia="Consolas"/>
-                <w:b w:val="0"/>
-                <w:sz w:val="16"/>
-              </w:rPr>
-              <w:t xml:space="preserve">        tp = int(((g["y"] == 1) &amp; (g["flagged"] == 1)).sum())</w:t>
-            </w:r>
-          </w:p>
-          <w:p>
-            <w:pPr>
-              <w:spacing w:before="0" w:after="0" w:line="240" w:lineRule="auto"/>
-              <w:ind w:left="567" w:hanging="567"/>
-            </w:pPr>
-            <w:r>
-              <w:rPr>
-                <w:rFonts w:ascii="Consolas" w:hAnsi="Consolas" w:eastAsia="Consolas"/>
-                <w:b w:val="0"/>
-                <w:color w:val="5B6875"/>
-                <w:sz w:val="16"/>
-              </w:rPr>
-              <w:t xml:space="preserve">   9  </w:t>
-            </w:r>
-            <w:r>
-              <w:rPr>
-                <w:rFonts w:ascii="Consolas" w:hAnsi="Consolas" w:eastAsia="Consolas"/>
-                <w:b w:val="0"/>
-                <w:sz w:val="16"/>
-              </w:rPr>
-              <w:t xml:space="preserve">        n_flag, n_pos = int(g["flagged"].sum()), int(g["y"].sum())</w:t>
-            </w:r>
-          </w:p>
-          <w:p>
-            <w:pPr>
-              <w:spacing w:before="0" w:after="0" w:line="240" w:lineRule="auto"/>
-              <w:ind w:left="567" w:hanging="567"/>
-            </w:pPr>
-            <w:r>
-              <w:rPr>
-                <w:rFonts w:ascii="Consolas" w:hAnsi="Consolas" w:eastAsia="Consolas"/>
-                <w:b w:val="0"/>
-                <w:color w:val="5B6875"/>
-                <w:sz w:val="16"/>
-              </w:rPr>
-              <w:t xml:space="preserve">  10  </w:t>
-            </w:r>
-            <w:r>
-              <w:rPr>
-                <w:rFonts w:ascii="Consolas" w:hAnsi="Consolas" w:eastAsia="Consolas"/>
-                <w:b w:val="0"/>
-                <w:sz w:val="16"/>
-              </w:rPr>
-              <w:t xml:space="preserve">        rows.append({</w:t>
-            </w:r>
-          </w:p>
-          <w:p>
-            <w:pPr>
-              <w:spacing w:before="0" w:after="0" w:line="240" w:lineRule="auto"/>
-              <w:ind w:left="567" w:hanging="567"/>
-            </w:pPr>
-            <w:r>
-              <w:rPr>
-                <w:rFonts w:ascii="Consolas" w:hAnsi="Consolas" w:eastAsia="Consolas"/>
-                <w:b w:val="0"/>
-                <w:color w:val="5B6875"/>
-                <w:sz w:val="16"/>
-              </w:rPr>
-              <w:t xml:space="preserve">  11  </w:t>
-            </w:r>
-            <w:r>
-              <w:rPr>
-                <w:rFonts w:ascii="Consolas" w:hAnsi="Consolas" w:eastAsia="Consolas"/>
-                <w:b w:val="0"/>
-                <w:sz w:val="16"/>
-              </w:rPr>
-              <w:t xml:space="preserve">            segment: name,</w:t>
-            </w:r>
-          </w:p>
-          <w:p>
-            <w:pPr>
-              <w:spacing w:before="0" w:after="0" w:line="240" w:lineRule="auto"/>
-              <w:ind w:left="567" w:hanging="567"/>
-            </w:pPr>
-            <w:r>
-              <w:rPr>
-                <w:rFonts w:ascii="Consolas" w:hAnsi="Consolas" w:eastAsia="Consolas"/>
-                <w:b w:val="0"/>
-                <w:color w:val="5B6875"/>
-                <w:sz w:val="16"/>
-              </w:rPr>
-              <w:t xml:space="preserve">  12  </w:t>
-            </w:r>
-            <w:r>
-              <w:rPr>
-                <w:rFonts w:ascii="Consolas" w:hAnsi="Consolas" w:eastAsia="Consolas"/>
-                <w:b w:val="0"/>
-                <w:sz w:val="16"/>
-              </w:rPr>
-              <w:t xml:space="preserve">            "n": len(g),</w:t>
-            </w:r>
-          </w:p>
-          <w:p>
-            <w:pPr>
-              <w:spacing w:before="0" w:after="0" w:line="240" w:lineRule="auto"/>
-              <w:ind w:left="567" w:hanging="567"/>
-            </w:pPr>
-            <w:r>
-              <w:rPr>
-                <w:rFonts w:ascii="Consolas" w:hAnsi="Consolas" w:eastAsia="Consolas"/>
-                <w:b/>
-                <w:color w:val="5B6875"/>
-                <w:sz w:val="16"/>
-              </w:rPr>
-              <w:t xml:space="preserve"> [2]  </w:t>
-            </w:r>
-            <w:r>
-              <w:rPr>
-                <w:rFonts w:ascii="Consolas" w:hAnsi="Consolas" w:eastAsia="Consolas"/>
-                <w:b w:val="0"/>
-                <w:sz w:val="16"/>
-              </w:rPr>
-              <w:t xml:space="preserve">            "positives": n_pos,</w:t>
-            </w:r>
-          </w:p>
-          <w:p>
-            <w:pPr>
-              <w:spacing w:before="0" w:after="0" w:line="240" w:lineRule="auto"/>
-              <w:ind w:left="567" w:hanging="567"/>
-            </w:pPr>
-            <w:r>
-              <w:rPr>
-                <w:rFonts w:ascii="Consolas" w:hAnsi="Consolas" w:eastAsia="Consolas"/>
-                <w:b w:val="0"/>
-                <w:color w:val="5B6875"/>
-                <w:sz w:val="16"/>
-              </w:rPr>
-              <w:t xml:space="preserve">  14  </w:t>
-            </w:r>
-            <w:r>
-              <w:rPr>
-                <w:rFonts w:ascii="Consolas" w:hAnsi="Consolas" w:eastAsia="Consolas"/>
-                <w:b w:val="0"/>
-                <w:sz w:val="16"/>
-              </w:rPr>
-              <w:t xml:space="preserve">            "precision": tp / n_flag if n_flag &gt; 0 else None,</w:t>
-            </w:r>
-          </w:p>
-          <w:p>
-            <w:pPr>
-              <w:spacing w:before="0" w:after="0" w:line="240" w:lineRule="auto"/>
-              <w:ind w:left="567" w:hanging="567"/>
-            </w:pPr>
-            <w:r>
-              <w:rPr>
-                <w:rFonts w:ascii="Consolas" w:hAnsi="Consolas" w:eastAsia="Consolas"/>
-                <w:b/>
-                <w:color w:val="5B6875"/>
-                <w:sz w:val="16"/>
-              </w:rPr>
-              <w:t xml:space="preserve"> [3]  </w:t>
-            </w:r>
-            <w:r>
-              <w:rPr>
-                <w:rFonts w:ascii="Consolas" w:hAnsi="Consolas" w:eastAsia="Consolas"/>
-                <w:b w:val="0"/>
-                <w:sz w:val="16"/>
-              </w:rPr>
-              <w:t xml:space="preserve">            "recall": tp / n_pos if n_pos &gt; 0 else None,</w:t>
-            </w:r>
-          </w:p>
-          <w:p>
-            <w:pPr>
-              <w:spacing w:before="0" w:after="0" w:line="240" w:lineRule="auto"/>
-              <w:ind w:left="567" w:hanging="567"/>
-            </w:pPr>
-            <w:r>
-              <w:rPr>
-                <w:rFonts w:ascii="Consolas" w:hAnsi="Consolas" w:eastAsia="Consolas"/>
-                <w:b w:val="0"/>
-                <w:color w:val="5B6875"/>
-                <w:sz w:val="16"/>
-              </w:rPr>
-              <w:t xml:space="preserve">  16  </w:t>
-            </w:r>
-            <w:r>
-              <w:rPr>
-                <w:rFonts w:ascii="Consolas" w:hAnsi="Consolas" w:eastAsia="Consolas"/>
-                <w:b w:val="0"/>
-                <w:sz w:val="16"/>
-              </w:rPr>
-              <w:t xml:space="preserve">        })</w:t>
-            </w:r>
-          </w:p>
-          <w:p>
-            <w:pPr>
-              <w:spacing w:before="0" w:after="0" w:line="240" w:lineRule="auto"/>
-              <w:ind w:left="567" w:hanging="567"/>
-            </w:pPr>
-            <w:r>
-              <w:rPr>
-                <w:rFonts w:ascii="Consolas" w:hAnsi="Consolas" w:eastAsia="Consolas"/>
-                <w:b w:val="0"/>
-                <w:color w:val="5B6875"/>
-                <w:sz w:val="16"/>
-              </w:rPr>
-              <w:t xml:space="preserve">  17  </w:t>
-            </w:r>
-            <w:r>
-              <w:rPr>
-                <w:rFonts w:ascii="Consolas" w:hAnsi="Consolas" w:eastAsia="Consolas"/>
-                <w:b w:val="0"/>
-                <w:sz w:val="16"/>
-              </w:rPr>
-              <w:t xml:space="preserve">    return pd.DataFrame(rows)</w:t>
+              <w:t xml:space="preserve">    return pd.DataFrame({"mean_predicted": [p.mean()], "observed": [y.mean()]})</w:t>
             </w:r>
           </w:p>
         </w:tc>
       </w:tr>
     </w:tbl>
+    <w:p/>
     <w:p>
       <w:pPr>
-        <w:pStyle w:val="ListNumber"/>
+        <w:pStyle w:val="Heading5"/>
       </w:pPr>
       <w:r>
-        <w:rPr>
-          <w:b/>
-        </w:rPr>
-        <w:t xml:space="preserve">Line 7. </w:t>
-      </w:r>
-      <w:r>
-        <w:rPr>
-          <w:b w:val="0"/>
-          <w:i w:val="0"/>
-        </w:rPr>
-        <w:t>One row per segment, in a stable order.</w:t>
+        <w:t>Exercise 5. Architecture design (level 4)</w:t>
+      </w:r>
+    </w:p>
+    <w:p>
+      <w:r>
+        <w:rPr>
+          <w:b w:val="0"/>
+          <w:i w:val="0"/>
+        </w:rPr>
+        <w:t>A churn model will be used two ways. Decide what each use needs.</w:t>
+      </w:r>
+    </w:p>
+    <w:p>
+      <w:r>
+        <w:rPr>
+          <w:b w:val="0"/>
+          <w:i w:val="0"/>
+        </w:rPr>
+        <w:t>Options: Good ranking only, Calibrated probabilities.</w:t>
       </w:r>
     </w:p>
     <w:p>
@@ -4009,16 +3639,10 @@
       </w:pPr>
       <w:r>
         <w:rPr>
-          <w:b/>
-        </w:rPr>
-        <w:t xml:space="preserve">Line 13. </w:t>
-      </w:r>
-      <w:r>
-        <w:rPr>
-          <w:b w:val="0"/>
-          <w:i w:val="0"/>
-        </w:rPr>
-        <w:t>Counts beside every rate, so small segments are read with care.</w:t>
+          <w:b w:val="0"/>
+          <w:i w:val="0"/>
+        </w:rPr>
+        <w:t>Pick the top 500 customers to call each week</w:t>
       </w:r>
     </w:p>
     <w:p>
@@ -4027,25 +3651,22 @@
       </w:pPr>
       <w:r>
         <w:rPr>
-          <w:b/>
-        </w:rPr>
-        <w:t xml:space="preserve">Line 15. </w:t>
-      </w:r>
-      <w:r>
-        <w:rPr>
-          <w:b w:val="0"/>
-          <w:i w:val="0"/>
-        </w:rPr>
-        <w:t>No positives, no recall: None instead of a crash or a fake 0.</w:t>
+          <w:b w:val="0"/>
+          <w:i w:val="0"/>
+        </w:rPr>
+        <w:t>Forecast the number of churners next month for finance</w:t>
       </w:r>
     </w:p>
     <w:p>
-      <w:r>
-        <w:rPr>
-          <w:b w:val="0"/>
-          <w:i w:val="0"/>
-        </w:rPr>
-        <w:t>Treat rare positives with a chosen threshold first, then break results down by segment and read the worst errors.</w:t>
+      <w:pPr>
+        <w:pStyle w:val="ListNumber"/>
+      </w:pPr>
+      <w:r>
+        <w:rPr>
+          <w:b w:val="0"/>
+          <w:i w:val="0"/>
+        </w:rPr>
+        <w:t>Class imbalance handling for the forecast model</w:t>
       </w:r>
     </w:p>
     <w:p>
@@ -4053,7 +3674,7 @@
         <w:pStyle w:val="Heading4"/>
       </w:pPr>
       <w:r>
-        <w:t>Recap card</w:t>
+        <w:t>Sources</w:t>
       </w:r>
     </w:p>
     <w:p>
@@ -4062,17 +3683,10 @@
       </w:pPr>
       <w:r>
         <w:rPr>
-          <w:b/>
-          <w:i w:val="0"/>
-        </w:rPr>
-        <w:t>First response to rare positives</w:t>
-      </w:r>
-      <w:r>
-        <w:rPr>
-          <w:b w:val="0"/>
-          <w:i w:val="0"/>
-        </w:rPr>
-        <w:t xml:space="preserve"> Train normally and choose the threshold from capacity or cost.</w:t>
+          <w:b w:val="0"/>
+          <w:i w:val="0"/>
+        </w:rPr>
+        <w:t>Logistic regression at 2.4% prevalence: mean p 0.024 and Brier 0.021; with class_weight="balanced", mean p 0.42 and Brier 0.199; constant baseline 0.024. (verified: Run with scikit-learn 1.8.0 and 1.9.1 in this repository (make_classification, random_state=0).)</w:t>
       </w:r>
     </w:p>
     <w:p>
@@ -4081,55 +3695,18 @@
       </w:pPr>
       <w:r>
         <w:rPr>
-          <w:b/>
-          <w:i w:val="0"/>
-        </w:rPr>
-        <w:t>Resampling rule</w:t>
-      </w:r>
-      <w:r>
-        <w:rPr>
-          <w:b w:val="0"/>
-          <w:i w:val="0"/>
-        </w:rPr>
-        <w:t xml:space="preserve"> Only inside training folds. Never the test set.</w:t>
+          <w:b w:val="0"/>
+          <w:i w:val="0"/>
+        </w:rPr>
+        <w:t>The table matches sklearn.calibration.calibration_curve with strategy="uniform" on test data. (verified: Compared with np.allclose on scikit-learn 1.8.0 in this repository.)</w:t>
       </w:r>
     </w:p>
     <w:p>
       <w:pPr>
-        <w:pStyle w:val="ListBullet"/>
+        <w:pStyle w:val="Heading3"/>
       </w:pPr>
       <w:r>
-        <w:rPr>
-          <w:b/>
-          <w:i w:val="0"/>
-        </w:rPr>
-        <w:t>Error analysis</w:t>
-      </w:r>
-      <w:r>
-        <w:rPr>
-          <w:b w:val="0"/>
-          <w:i w:val="0"/>
-        </w:rPr>
-        <w:t xml:space="preserve"> Metrics per segment with counts, then read the most confident errors.</w:t>
-      </w:r>
-    </w:p>
-    <w:p>
-      <w:pPr>
-        <w:pStyle w:val="ListBullet"/>
-      </w:pPr>
-      <w:r>
-        <w:rPr>
-          <w:b/>
-          <w:i w:val="0"/>
-        </w:rPr>
-        <w:t>Pooled vs segment recall</w:t>
-      </w:r>
-      <w:r>
-        <w:rPr>
-          <w:b w:val="0"/>
-          <w:i w:val="0"/>
-        </w:rPr>
-        <w:t xml:space="preserve"> Pooling weights large segments. Overall 0.7 can hide a segment at 0.2.</w:t>
+        <w:t>B12-L3 Imbalanced classes and error analysis by segment</w:t>
       </w:r>
     </w:p>
     <w:p>
@@ -4137,122 +3714,186 @@
         <w:pStyle w:val="Heading4"/>
       </w:pPr>
       <w:r>
-        <w:t>Practice</w:t>
+        <w:t>Concept</w:t>
+      </w:r>
+    </w:p>
+    <w:p>
+      <w:r>
+        <w:rPr>
+          <w:b/>
+          <w:i w:val="0"/>
+        </w:rPr>
+        <w:t>Imbalance.</w:t>
+      </w:r>
+      <w:r>
+        <w:rPr>
+          <w:b w:val="0"/>
+          <w:i w:val="0"/>
+        </w:rPr>
+        <w:t xml:space="preserve"> When positives are rare, a model trained as usual predicts low probabilities, and the default 0.5 threshold flags almost nothing. That is a threshold problem, not always a model problem.</w:t>
+      </w:r>
+    </w:p>
+    <w:p>
+      <w:r>
+        <w:rPr>
+          <w:b w:val="0"/>
+          <w:i w:val="0"/>
+        </w:rPr>
+        <w:t xml:space="preserve">In this course's build (2.4% positives, logistic regression, scikit-learn 1.8), the plain model at 0.5 flagged 3 cases and found none. Lowering the threshold to 0.1 flagged 284 cases with precision 0.36 and recall 0.42. At 0.02 it reached recall 0.63 with precision 0.04. The same model trained with </w:t>
+      </w:r>
+      <w:r>
+        <w:rPr>
+          <w:rFonts w:ascii="Consolas" w:hAnsi="Consolas" w:eastAsia="Consolas"/>
+          <w:b w:val="0"/>
+          <w:sz w:val="19"/>
+        </w:rPr>
+        <w:t>class_weight="balanced"</w:t>
+      </w:r>
+      <w:r>
+        <w:rPr>
+          <w:b w:val="0"/>
+          <w:i w:val="0"/>
+        </w:rPr>
+        <w:t xml:space="preserve"> reached recall 0.64 and precision 0.05 at 0.5: a very similar trade-off, with probabilities that were no longer calibrated (lesson B12-L2).</w:t>
+      </w:r>
+    </w:p>
+    <w:p>
+      <w:r>
+        <w:rPr>
+          <w:b w:val="0"/>
+          <w:i w:val="0"/>
+        </w:rPr>
+        <w:t>Options, in the order to try them:</w:t>
       </w:r>
     </w:p>
     <w:p>
       <w:pPr>
-        <w:pStyle w:val="Heading5"/>
+        <w:pStyle w:val="ListNumber"/>
       </w:pPr>
       <w:r>
-        <w:t>Exercise 1. Multiple choice (level 1)</w:t>
-      </w:r>
-    </w:p>
-    <w:p>
-      <w:r>
-        <w:rPr>
-          <w:b w:val="0"/>
-          <w:i w:val="0"/>
-        </w:rPr>
-        <w:t>A model trained on 2% positives flags nothing at the default threshold. What should you try first?</w:t>
+        <w:rPr>
+          <w:b/>
+          <w:i w:val="0"/>
+        </w:rPr>
+        <w:t>Train normally and choose the threshold</w:t>
+      </w:r>
+      <w:r>
+        <w:rPr>
+          <w:b w:val="0"/>
+          <w:i w:val="0"/>
+        </w:rPr>
+        <w:t xml:space="preserve"> from capacity or cost (lesson B12-L1). Probabilities stay calibrated.</w:t>
       </w:r>
     </w:p>
     <w:p>
       <w:pPr>
-        <w:pStyle w:val="ListBullet"/>
+        <w:pStyle w:val="ListNumber"/>
       </w:pPr>
       <w:r>
         <w:rPr>
-          <w:b w:val="0"/>
-          <w:i w:val="0"/>
-        </w:rPr>
-        <w:t>a) Oversample the test set to 50% positives.</w:t>
+          <w:b/>
+          <w:i w:val="0"/>
+        </w:rPr>
+        <w:t>Class weights</w:t>
+      </w:r>
+      <w:r>
+        <w:rPr>
+          <w:b w:val="0"/>
+          <w:i w:val="0"/>
+        </w:rPr>
+        <w:t xml:space="preserve"> when the model struggles to learn the minority class at all. Recalibrate afterwards if you need probabilities.</w:t>
       </w:r>
     </w:p>
     <w:p>
       <w:pPr>
-        <w:pStyle w:val="ListBullet"/>
+        <w:pStyle w:val="ListNumber"/>
       </w:pPr>
       <w:r>
         <w:rPr>
-          <w:b w:val="0"/>
-          <w:i w:val="0"/>
-        </w:rPr>
-        <w:t>b) Lower the threshold to match review capacity or costs.</w:t>
+          <w:b/>
+          <w:i w:val="0"/>
+        </w:rPr>
+        <w:t>Resampling</w:t>
+      </w:r>
+      <w:r>
+        <w:rPr>
+          <w:b w:val="0"/>
+          <w:i w:val="0"/>
+        </w:rPr>
+        <w:t xml:space="preserve"> (over- or under-sampling) </w:t>
+      </w:r>
+      <w:r>
+        <w:rPr>
+          <w:b/>
+          <w:i w:val="0"/>
+        </w:rPr>
+        <w:t>inside the training folds only</w:t>
+      </w:r>
+      <w:r>
+        <w:rPr>
+          <w:b w:val="0"/>
+          <w:i w:val="0"/>
+        </w:rPr>
+        <w:t>. Never resample the test set: its class balance must match production.</w:t>
+      </w:r>
+    </w:p>
+    <w:p>
+      <w:r>
+        <w:rPr>
+          <w:b/>
+          <w:i w:val="0"/>
+        </w:rPr>
+        <w:t>Error analysis.</w:t>
+      </w:r>
+      <w:r>
+        <w:rPr>
+          <w:b w:val="0"/>
+          <w:i w:val="0"/>
+        </w:rPr>
+        <w:t xml:space="preserve"> One overall metric hides where a model fails. Break the test results down by segment: region, device, customer tenure, survey mode. For each segment report the count, positives, precision and recall. A model with recall 0.60 overall can have recall 0.15 for new customers, the group the campaign most wants to reach.</w:t>
+      </w:r>
+    </w:p>
+    <w:p>
+      <w:r>
+        <w:rPr>
+          <w:b w:val="0"/>
+          <w:i w:val="0"/>
+        </w:rPr>
+        <w:t>Then read examples. Take the 20 most confident false positives and the 20 most confident false negatives, and look at them with someone who knows the domain. Patterns in those 40 rows often point to a missing feature, a label error or a leak.</w:t>
+      </w:r>
+    </w:p>
+    <w:p>
+      <w:r>
+        <w:rPr>
+          <w:b w:val="0"/>
+          <w:i w:val="0"/>
+        </w:rPr>
+        <w:t>Report segment results with their counts. A recall of 0.20 from 5 positives is a question, not a finding.</w:t>
       </w:r>
     </w:p>
     <w:p>
       <w:pPr>
-        <w:pStyle w:val="ListBullet"/>
+        <w:pStyle w:val="Heading4"/>
       </w:pPr>
       <w:r>
-        <w:rPr>
-          <w:b w:val="0"/>
-          <w:i w:val="0"/>
-        </w:rPr>
-        <w:t>c) Switch to a deep neural network.</w:t>
+        <w:t>Why it matters</w:t>
+      </w:r>
+    </w:p>
+    <w:p>
+      <w:r>
+        <w:rPr>
+          <w:b w:val="0"/>
+          <w:i w:val="0"/>
+        </w:rPr>
+        <w:t>A complaint-routing model reported recall 0.71 overall. Complaints arriving by the new web chat were 18% of the volume and had recall 0.22: the model had been trained mostly on email text, and chat messages were shorter and informal. Urgent chat complaints waited in the general queue for three weeks before a supervisor noticed. A per-channel breakdown at validation would have shown it.</w:t>
       </w:r>
     </w:p>
     <w:p>
       <w:pPr>
-        <w:pStyle w:val="ListBullet"/>
+        <w:pStyle w:val="Heading4"/>
       </w:pPr>
       <w:r>
-        <w:rPr>
-          <w:b w:val="0"/>
-          <w:i w:val="0"/>
-        </w:rPr>
-        <w:t>d) Report accuracy instead.</w:t>
-      </w:r>
-    </w:p>
-    <w:p>
-      <w:r>
-        <w:rPr>
-          <w:b/>
-          <w:i w:val="0"/>
-        </w:rPr>
-        <w:t>Why?</w:t>
-      </w:r>
-    </w:p>
-    <w:p>
-      <w:pPr>
-        <w:pStyle w:val="ListBullet"/>
-      </w:pPr>
-      <w:r>
-        <w:rPr>
-          <w:b w:val="0"/>
-          <w:i w:val="0"/>
-        </w:rPr>
-        <w:t>r1) The model's ranking may be fine. Only the cut-off is wrong for rare positives.</w:t>
-      </w:r>
-    </w:p>
-    <w:p>
-      <w:pPr>
-        <w:pStyle w:val="ListBullet"/>
-      </w:pPr>
-      <w:r>
-        <w:rPr>
-          <w:b w:val="0"/>
-          <w:i w:val="0"/>
-        </w:rPr>
-        <w:t>r2) Lower thresholds always improve models.</w:t>
-      </w:r>
-    </w:p>
-    <w:p>
-      <w:pPr>
-        <w:pStyle w:val="Heading5"/>
-      </w:pPr>
-      <w:r>
-        <w:t>Exercise 2. Predict the output (level 2)</w:t>
-      </w:r>
-    </w:p>
-    <w:p>
-      <w:r>
-        <w:rPr>
-          <w:b w:val="0"/>
-          <w:i w:val="0"/>
-        </w:rPr>
-        <w:t>What does this print?</w:t>
+        <w:t>Worked example: weak code</w:t>
       </w:r>
     </w:p>
     <w:tbl>
@@ -4290,6 +3931,775 @@
                 <w:b w:val="0"/>
                 <w:sz w:val="16"/>
               </w:rPr>
+              <w:t>model = LogisticRegression().fit(X_train, y_train)</w:t>
+            </w:r>
+          </w:p>
+          <w:p>
+            <w:pPr>
+              <w:spacing w:before="0" w:after="0" w:line="240" w:lineRule="auto"/>
+              <w:ind w:left="567" w:hanging="567"/>
+            </w:pPr>
+            <w:r>
+              <w:rPr>
+                <w:rFonts w:ascii="Consolas" w:hAnsi="Consolas" w:eastAsia="Consolas"/>
+                <w:b/>
+                <w:color w:val="5B6875"/>
+                <w:sz w:val="16"/>
+              </w:rPr>
+              <w:t xml:space="preserve"> [1]  </w:t>
+            </w:r>
+            <w:r>
+              <w:rPr>
+                <w:rFonts w:ascii="Consolas" w:hAnsi="Consolas" w:eastAsia="Consolas"/>
+                <w:b w:val="0"/>
+                <w:sz w:val="16"/>
+              </w:rPr>
+              <w:t>print("recall", recall_score(y_test, model.predict(X_test)))</w:t>
+            </w:r>
+          </w:p>
+        </w:tc>
+      </w:tr>
+    </w:tbl>
+    <w:p>
+      <w:pPr>
+        <w:pStyle w:val="ListNumber"/>
+      </w:pPr>
+      <w:r>
+        <w:rPr>
+          <w:b/>
+        </w:rPr>
+        <w:t xml:space="preserve">Line 2. </w:t>
+      </w:r>
+      <w:r>
+        <w:rPr>
+          <w:b w:val="0"/>
+          <w:i w:val="0"/>
+        </w:rPr>
+        <w:t>The 0.5 default flags almost nothing on rare positives, and one overall number hides weak segments.</w:t>
+      </w:r>
+    </w:p>
+    <w:p>
+      <w:pPr>
+        <w:pStyle w:val="Heading4"/>
+      </w:pPr>
+      <w:r>
+        <w:t>Worked example: strong code</w:t>
+      </w:r>
+    </w:p>
+    <w:tbl>
+      <w:tblPr>
+        <w:tblW w:type="auto" w:w="0"/>
+        <w:jc w:val="left"/>
+        <w:tblLook w:firstColumn="1" w:firstRow="1" w:lastColumn="0" w:lastRow="0" w:noHBand="0" w:noVBand="1" w:val="04A0"/>
+      </w:tblPr>
+      <w:tblGrid>
+        <w:gridCol w:w="8221"/>
+      </w:tblGrid>
+      <w:tr>
+        <w:tc>
+          <w:tcPr>
+            <w:tcW w:type="dxa" w:w="8221"/>
+            <w:shd w:val="clear" w:color="auto" w:fill="F2F4F7"/>
+          </w:tcPr>
+          <w:p>
+            <w:pPr>
+              <w:spacing w:before="0" w:after="0" w:line="240" w:lineRule="auto"/>
+              <w:ind w:left="567" w:hanging="567"/>
+            </w:pPr>
+            <w:r>
+              <w:rPr>
+                <w:rFonts w:ascii="Consolas" w:hAnsi="Consolas" w:eastAsia="Consolas"/>
+                <w:b w:val="0"/>
+                <w:color w:val="5B6875"/>
+                <w:sz w:val="16"/>
+              </w:rPr>
+              <w:t xml:space="preserve">   1  </w:t>
+            </w:r>
+            <w:r>
+              <w:rPr>
+                <w:rFonts w:ascii="Consolas" w:hAnsi="Consolas" w:eastAsia="Consolas"/>
+                <w:b w:val="0"/>
+                <w:sz w:val="16"/>
+              </w:rPr>
+              <w:t>import pandas as pd</w:t>
+            </w:r>
+          </w:p>
+          <w:p>
+            <w:pPr>
+              <w:spacing w:before="0" w:after="0" w:line="240" w:lineRule="auto"/>
+              <w:ind w:left="567" w:hanging="567"/>
+            </w:pPr>
+            <w:r>
+              <w:rPr>
+                <w:rFonts w:ascii="Consolas" w:hAnsi="Consolas" w:eastAsia="Consolas"/>
+                <w:b w:val="0"/>
+                <w:color w:val="5B6875"/>
+                <w:sz w:val="16"/>
+              </w:rPr>
+              <w:t xml:space="preserve">   2  </w:t>
+            </w:r>
+            <w:r>
+              <w:rPr>
+                <w:rFonts w:ascii="Consolas" w:hAnsi="Consolas" w:eastAsia="Consolas"/>
+                <w:b w:val="0"/>
+                <w:sz w:val="16"/>
+              </w:rPr>
+              <w:t xml:space="preserve"> </w:t>
+            </w:r>
+          </w:p>
+          <w:p>
+            <w:pPr>
+              <w:spacing w:before="0" w:after="0" w:line="240" w:lineRule="auto"/>
+              <w:ind w:left="567" w:hanging="567"/>
+            </w:pPr>
+            <w:r>
+              <w:rPr>
+                <w:rFonts w:ascii="Consolas" w:hAnsi="Consolas" w:eastAsia="Consolas"/>
+                <w:b w:val="0"/>
+                <w:color w:val="5B6875"/>
+                <w:sz w:val="16"/>
+              </w:rPr>
+              <w:t xml:space="preserve">   3  </w:t>
+            </w:r>
+            <w:r>
+              <w:rPr>
+                <w:rFonts w:ascii="Consolas" w:hAnsi="Consolas" w:eastAsia="Consolas"/>
+                <w:b w:val="0"/>
+                <w:sz w:val="16"/>
+              </w:rPr>
+              <w:t xml:space="preserve"> </w:t>
+            </w:r>
+          </w:p>
+          <w:p>
+            <w:pPr>
+              <w:spacing w:before="0" w:after="0" w:line="240" w:lineRule="auto"/>
+              <w:ind w:left="567" w:hanging="567"/>
+            </w:pPr>
+            <w:r>
+              <w:rPr>
+                <w:rFonts w:ascii="Consolas" w:hAnsi="Consolas" w:eastAsia="Consolas"/>
+                <w:b w:val="0"/>
+                <w:color w:val="5B6875"/>
+                <w:sz w:val="16"/>
+              </w:rPr>
+              <w:t xml:space="preserve">   4  </w:t>
+            </w:r>
+            <w:r>
+              <w:rPr>
+                <w:rFonts w:ascii="Consolas" w:hAnsi="Consolas" w:eastAsia="Consolas"/>
+                <w:b w:val="0"/>
+                <w:sz w:val="16"/>
+              </w:rPr>
+              <w:t>def metrics_by_segment(df: pd.DataFrame, segment: str) -&gt; pd.DataFrame:</w:t>
+            </w:r>
+          </w:p>
+          <w:p>
+            <w:pPr>
+              <w:spacing w:before="0" w:after="0" w:line="240" w:lineRule="auto"/>
+              <w:ind w:left="567" w:hanging="567"/>
+            </w:pPr>
+            <w:r>
+              <w:rPr>
+                <w:rFonts w:ascii="Consolas" w:hAnsi="Consolas" w:eastAsia="Consolas"/>
+                <w:b w:val="0"/>
+                <w:color w:val="5B6875"/>
+                <w:sz w:val="16"/>
+              </w:rPr>
+              <w:t xml:space="preserve">   5  </w:t>
+            </w:r>
+            <w:r>
+              <w:rPr>
+                <w:rFonts w:ascii="Consolas" w:hAnsi="Consolas" w:eastAsia="Consolas"/>
+                <w:b w:val="0"/>
+                <w:sz w:val="16"/>
+              </w:rPr>
+              <w:t xml:space="preserve">    """Count, positives, precision and recall per segment. Columns y and flagged are 0/1."""</w:t>
+            </w:r>
+          </w:p>
+          <w:p>
+            <w:pPr>
+              <w:spacing w:before="0" w:after="0" w:line="240" w:lineRule="auto"/>
+              <w:ind w:left="567" w:hanging="567"/>
+            </w:pPr>
+            <w:r>
+              <w:rPr>
+                <w:rFonts w:ascii="Consolas" w:hAnsi="Consolas" w:eastAsia="Consolas"/>
+                <w:b w:val="0"/>
+                <w:color w:val="5B6875"/>
+                <w:sz w:val="16"/>
+              </w:rPr>
+              <w:t xml:space="preserve">   6  </w:t>
+            </w:r>
+            <w:r>
+              <w:rPr>
+                <w:rFonts w:ascii="Consolas" w:hAnsi="Consolas" w:eastAsia="Consolas"/>
+                <w:b w:val="0"/>
+                <w:sz w:val="16"/>
+              </w:rPr>
+              <w:t xml:space="preserve">    rows = []</w:t>
+            </w:r>
+          </w:p>
+          <w:p>
+            <w:pPr>
+              <w:spacing w:before="0" w:after="0" w:line="240" w:lineRule="auto"/>
+              <w:ind w:left="567" w:hanging="567"/>
+            </w:pPr>
+            <w:r>
+              <w:rPr>
+                <w:rFonts w:ascii="Consolas" w:hAnsi="Consolas" w:eastAsia="Consolas"/>
+                <w:b/>
+                <w:color w:val="5B6875"/>
+                <w:sz w:val="16"/>
+              </w:rPr>
+              <w:t xml:space="preserve"> [1]  </w:t>
+            </w:r>
+            <w:r>
+              <w:rPr>
+                <w:rFonts w:ascii="Consolas" w:hAnsi="Consolas" w:eastAsia="Consolas"/>
+                <w:b w:val="0"/>
+                <w:sz w:val="16"/>
+              </w:rPr>
+              <w:t xml:space="preserve">    for name, g in df.groupby(segment, sort=True):</w:t>
+            </w:r>
+          </w:p>
+          <w:p>
+            <w:pPr>
+              <w:spacing w:before="0" w:after="0" w:line="240" w:lineRule="auto"/>
+              <w:ind w:left="567" w:hanging="567"/>
+            </w:pPr>
+            <w:r>
+              <w:rPr>
+                <w:rFonts w:ascii="Consolas" w:hAnsi="Consolas" w:eastAsia="Consolas"/>
+                <w:b w:val="0"/>
+                <w:color w:val="5B6875"/>
+                <w:sz w:val="16"/>
+              </w:rPr>
+              <w:t xml:space="preserve">   8  </w:t>
+            </w:r>
+            <w:r>
+              <w:rPr>
+                <w:rFonts w:ascii="Consolas" w:hAnsi="Consolas" w:eastAsia="Consolas"/>
+                <w:b w:val="0"/>
+                <w:sz w:val="16"/>
+              </w:rPr>
+              <w:t xml:space="preserve">        tp = int(((g["y"] == 1) &amp; (g["flagged"] == 1)).sum())</w:t>
+            </w:r>
+          </w:p>
+          <w:p>
+            <w:pPr>
+              <w:spacing w:before="0" w:after="0" w:line="240" w:lineRule="auto"/>
+              <w:ind w:left="567" w:hanging="567"/>
+            </w:pPr>
+            <w:r>
+              <w:rPr>
+                <w:rFonts w:ascii="Consolas" w:hAnsi="Consolas" w:eastAsia="Consolas"/>
+                <w:b w:val="0"/>
+                <w:color w:val="5B6875"/>
+                <w:sz w:val="16"/>
+              </w:rPr>
+              <w:t xml:space="preserve">   9  </w:t>
+            </w:r>
+            <w:r>
+              <w:rPr>
+                <w:rFonts w:ascii="Consolas" w:hAnsi="Consolas" w:eastAsia="Consolas"/>
+                <w:b w:val="0"/>
+                <w:sz w:val="16"/>
+              </w:rPr>
+              <w:t xml:space="preserve">        n_flag, n_pos = int(g["flagged"].sum()), int(g["y"].sum())</w:t>
+            </w:r>
+          </w:p>
+          <w:p>
+            <w:pPr>
+              <w:spacing w:before="0" w:after="0" w:line="240" w:lineRule="auto"/>
+              <w:ind w:left="567" w:hanging="567"/>
+            </w:pPr>
+            <w:r>
+              <w:rPr>
+                <w:rFonts w:ascii="Consolas" w:hAnsi="Consolas" w:eastAsia="Consolas"/>
+                <w:b w:val="0"/>
+                <w:color w:val="5B6875"/>
+                <w:sz w:val="16"/>
+              </w:rPr>
+              <w:t xml:space="preserve">  10  </w:t>
+            </w:r>
+            <w:r>
+              <w:rPr>
+                <w:rFonts w:ascii="Consolas" w:hAnsi="Consolas" w:eastAsia="Consolas"/>
+                <w:b w:val="0"/>
+                <w:sz w:val="16"/>
+              </w:rPr>
+              <w:t xml:space="preserve">        rows.append({</w:t>
+            </w:r>
+          </w:p>
+          <w:p>
+            <w:pPr>
+              <w:spacing w:before="0" w:after="0" w:line="240" w:lineRule="auto"/>
+              <w:ind w:left="567" w:hanging="567"/>
+            </w:pPr>
+            <w:r>
+              <w:rPr>
+                <w:rFonts w:ascii="Consolas" w:hAnsi="Consolas" w:eastAsia="Consolas"/>
+                <w:b w:val="0"/>
+                <w:color w:val="5B6875"/>
+                <w:sz w:val="16"/>
+              </w:rPr>
+              <w:t xml:space="preserve">  11  </w:t>
+            </w:r>
+            <w:r>
+              <w:rPr>
+                <w:rFonts w:ascii="Consolas" w:hAnsi="Consolas" w:eastAsia="Consolas"/>
+                <w:b w:val="0"/>
+                <w:sz w:val="16"/>
+              </w:rPr>
+              <w:t xml:space="preserve">            segment: name,</w:t>
+            </w:r>
+          </w:p>
+          <w:p>
+            <w:pPr>
+              <w:spacing w:before="0" w:after="0" w:line="240" w:lineRule="auto"/>
+              <w:ind w:left="567" w:hanging="567"/>
+            </w:pPr>
+            <w:r>
+              <w:rPr>
+                <w:rFonts w:ascii="Consolas" w:hAnsi="Consolas" w:eastAsia="Consolas"/>
+                <w:b w:val="0"/>
+                <w:color w:val="5B6875"/>
+                <w:sz w:val="16"/>
+              </w:rPr>
+              <w:t xml:space="preserve">  12  </w:t>
+            </w:r>
+            <w:r>
+              <w:rPr>
+                <w:rFonts w:ascii="Consolas" w:hAnsi="Consolas" w:eastAsia="Consolas"/>
+                <w:b w:val="0"/>
+                <w:sz w:val="16"/>
+              </w:rPr>
+              <w:t xml:space="preserve">            "n": len(g),</w:t>
+            </w:r>
+          </w:p>
+          <w:p>
+            <w:pPr>
+              <w:spacing w:before="0" w:after="0" w:line="240" w:lineRule="auto"/>
+              <w:ind w:left="567" w:hanging="567"/>
+            </w:pPr>
+            <w:r>
+              <w:rPr>
+                <w:rFonts w:ascii="Consolas" w:hAnsi="Consolas" w:eastAsia="Consolas"/>
+                <w:b/>
+                <w:color w:val="5B6875"/>
+                <w:sz w:val="16"/>
+              </w:rPr>
+              <w:t xml:space="preserve"> [2]  </w:t>
+            </w:r>
+            <w:r>
+              <w:rPr>
+                <w:rFonts w:ascii="Consolas" w:hAnsi="Consolas" w:eastAsia="Consolas"/>
+                <w:b w:val="0"/>
+                <w:sz w:val="16"/>
+              </w:rPr>
+              <w:t xml:space="preserve">            "positives": n_pos,</w:t>
+            </w:r>
+          </w:p>
+          <w:p>
+            <w:pPr>
+              <w:spacing w:before="0" w:after="0" w:line="240" w:lineRule="auto"/>
+              <w:ind w:left="567" w:hanging="567"/>
+            </w:pPr>
+            <w:r>
+              <w:rPr>
+                <w:rFonts w:ascii="Consolas" w:hAnsi="Consolas" w:eastAsia="Consolas"/>
+                <w:b w:val="0"/>
+                <w:color w:val="5B6875"/>
+                <w:sz w:val="16"/>
+              </w:rPr>
+              <w:t xml:space="preserve">  14  </w:t>
+            </w:r>
+            <w:r>
+              <w:rPr>
+                <w:rFonts w:ascii="Consolas" w:hAnsi="Consolas" w:eastAsia="Consolas"/>
+                <w:b w:val="0"/>
+                <w:sz w:val="16"/>
+              </w:rPr>
+              <w:t xml:space="preserve">            "precision": tp / n_flag if n_flag &gt; 0 else None,</w:t>
+            </w:r>
+          </w:p>
+          <w:p>
+            <w:pPr>
+              <w:spacing w:before="0" w:after="0" w:line="240" w:lineRule="auto"/>
+              <w:ind w:left="567" w:hanging="567"/>
+            </w:pPr>
+            <w:r>
+              <w:rPr>
+                <w:rFonts w:ascii="Consolas" w:hAnsi="Consolas" w:eastAsia="Consolas"/>
+                <w:b/>
+                <w:color w:val="5B6875"/>
+                <w:sz w:val="16"/>
+              </w:rPr>
+              <w:t xml:space="preserve"> [3]  </w:t>
+            </w:r>
+            <w:r>
+              <w:rPr>
+                <w:rFonts w:ascii="Consolas" w:hAnsi="Consolas" w:eastAsia="Consolas"/>
+                <w:b w:val="0"/>
+                <w:sz w:val="16"/>
+              </w:rPr>
+              <w:t xml:space="preserve">            "recall": tp / n_pos if n_pos &gt; 0 else None,</w:t>
+            </w:r>
+          </w:p>
+          <w:p>
+            <w:pPr>
+              <w:spacing w:before="0" w:after="0" w:line="240" w:lineRule="auto"/>
+              <w:ind w:left="567" w:hanging="567"/>
+            </w:pPr>
+            <w:r>
+              <w:rPr>
+                <w:rFonts w:ascii="Consolas" w:hAnsi="Consolas" w:eastAsia="Consolas"/>
+                <w:b w:val="0"/>
+                <w:color w:val="5B6875"/>
+                <w:sz w:val="16"/>
+              </w:rPr>
+              <w:t xml:space="preserve">  16  </w:t>
+            </w:r>
+            <w:r>
+              <w:rPr>
+                <w:rFonts w:ascii="Consolas" w:hAnsi="Consolas" w:eastAsia="Consolas"/>
+                <w:b w:val="0"/>
+                <w:sz w:val="16"/>
+              </w:rPr>
+              <w:t xml:space="preserve">        })</w:t>
+            </w:r>
+          </w:p>
+          <w:p>
+            <w:pPr>
+              <w:spacing w:before="0" w:after="0" w:line="240" w:lineRule="auto"/>
+              <w:ind w:left="567" w:hanging="567"/>
+            </w:pPr>
+            <w:r>
+              <w:rPr>
+                <w:rFonts w:ascii="Consolas" w:hAnsi="Consolas" w:eastAsia="Consolas"/>
+                <w:b w:val="0"/>
+                <w:color w:val="5B6875"/>
+                <w:sz w:val="16"/>
+              </w:rPr>
+              <w:t xml:space="preserve">  17  </w:t>
+            </w:r>
+            <w:r>
+              <w:rPr>
+                <w:rFonts w:ascii="Consolas" w:hAnsi="Consolas" w:eastAsia="Consolas"/>
+                <w:b w:val="0"/>
+                <w:sz w:val="16"/>
+              </w:rPr>
+              <w:t xml:space="preserve">    return pd.DataFrame(rows)</w:t>
+            </w:r>
+          </w:p>
+        </w:tc>
+      </w:tr>
+    </w:tbl>
+    <w:p>
+      <w:pPr>
+        <w:pStyle w:val="ListNumber"/>
+      </w:pPr>
+      <w:r>
+        <w:rPr>
+          <w:b/>
+        </w:rPr>
+        <w:t xml:space="preserve">Line 7. </w:t>
+      </w:r>
+      <w:r>
+        <w:rPr>
+          <w:b w:val="0"/>
+          <w:i w:val="0"/>
+        </w:rPr>
+        <w:t>One row per segment, in a stable order.</w:t>
+      </w:r>
+    </w:p>
+    <w:p>
+      <w:pPr>
+        <w:pStyle w:val="ListNumber"/>
+      </w:pPr>
+      <w:r>
+        <w:rPr>
+          <w:b/>
+        </w:rPr>
+        <w:t xml:space="preserve">Line 13. </w:t>
+      </w:r>
+      <w:r>
+        <w:rPr>
+          <w:b w:val="0"/>
+          <w:i w:val="0"/>
+        </w:rPr>
+        <w:t>Counts beside every rate, so small segments are read with care.</w:t>
+      </w:r>
+    </w:p>
+    <w:p>
+      <w:pPr>
+        <w:pStyle w:val="ListNumber"/>
+      </w:pPr>
+      <w:r>
+        <w:rPr>
+          <w:b/>
+        </w:rPr>
+        <w:t xml:space="preserve">Line 15. </w:t>
+      </w:r>
+      <w:r>
+        <w:rPr>
+          <w:b w:val="0"/>
+          <w:i w:val="0"/>
+        </w:rPr>
+        <w:t>No positives, no recall: None instead of a crash or a fake 0.</w:t>
+      </w:r>
+    </w:p>
+    <w:p>
+      <w:r>
+        <w:rPr>
+          <w:b w:val="0"/>
+          <w:i w:val="0"/>
+        </w:rPr>
+        <w:t>Treat rare positives with a chosen threshold first, then break results down by segment and read the worst errors.</w:t>
+      </w:r>
+    </w:p>
+    <w:p>
+      <w:pPr>
+        <w:pStyle w:val="Heading4"/>
+      </w:pPr>
+      <w:r>
+        <w:t>Recap card</w:t>
+      </w:r>
+    </w:p>
+    <w:p>
+      <w:pPr>
+        <w:pStyle w:val="ListBullet"/>
+      </w:pPr>
+      <w:r>
+        <w:rPr>
+          <w:b/>
+          <w:i w:val="0"/>
+        </w:rPr>
+        <w:t>First response to rare positives</w:t>
+      </w:r>
+      <w:r>
+        <w:rPr>
+          <w:b w:val="0"/>
+          <w:i w:val="0"/>
+        </w:rPr>
+        <w:t xml:space="preserve"> Train normally and choose the threshold from capacity or cost.</w:t>
+      </w:r>
+    </w:p>
+    <w:p>
+      <w:pPr>
+        <w:pStyle w:val="ListBullet"/>
+      </w:pPr>
+      <w:r>
+        <w:rPr>
+          <w:b/>
+          <w:i w:val="0"/>
+        </w:rPr>
+        <w:t>Resampling rule</w:t>
+      </w:r>
+      <w:r>
+        <w:rPr>
+          <w:b w:val="0"/>
+          <w:i w:val="0"/>
+        </w:rPr>
+        <w:t xml:space="preserve"> Only inside training folds. Never the test set.</w:t>
+      </w:r>
+    </w:p>
+    <w:p>
+      <w:pPr>
+        <w:pStyle w:val="ListBullet"/>
+      </w:pPr>
+      <w:r>
+        <w:rPr>
+          <w:b/>
+          <w:i w:val="0"/>
+        </w:rPr>
+        <w:t>Error analysis</w:t>
+      </w:r>
+      <w:r>
+        <w:rPr>
+          <w:b w:val="0"/>
+          <w:i w:val="0"/>
+        </w:rPr>
+        <w:t xml:space="preserve"> Metrics per segment with counts, then read the most confident errors.</w:t>
+      </w:r>
+    </w:p>
+    <w:p>
+      <w:pPr>
+        <w:pStyle w:val="ListBullet"/>
+      </w:pPr>
+      <w:r>
+        <w:rPr>
+          <w:b/>
+          <w:i w:val="0"/>
+        </w:rPr>
+        <w:t>Pooled vs segment recall</w:t>
+      </w:r>
+      <w:r>
+        <w:rPr>
+          <w:b w:val="0"/>
+          <w:i w:val="0"/>
+        </w:rPr>
+        <w:t xml:space="preserve"> Pooling weights large segments. Overall 0.7 can hide a segment at 0.2.</w:t>
+      </w:r>
+    </w:p>
+    <w:p>
+      <w:pPr>
+        <w:pStyle w:val="Heading4"/>
+      </w:pPr>
+      <w:r>
+        <w:t>Practice</w:t>
+      </w:r>
+    </w:p>
+    <w:p>
+      <w:pPr>
+        <w:pStyle w:val="Heading5"/>
+      </w:pPr>
+      <w:r>
+        <w:t>Exercise 1. Multiple choice (level 1)</w:t>
+      </w:r>
+    </w:p>
+    <w:p>
+      <w:r>
+        <w:rPr>
+          <w:b w:val="0"/>
+          <w:i w:val="0"/>
+        </w:rPr>
+        <w:t>A model trained on 2% positives flags nothing at the default threshold. What should you try first?</w:t>
+      </w:r>
+    </w:p>
+    <w:p>
+      <w:pPr>
+        <w:pStyle w:val="ListBullet"/>
+      </w:pPr>
+      <w:r>
+        <w:rPr>
+          <w:b w:val="0"/>
+          <w:i w:val="0"/>
+        </w:rPr>
+        <w:t>a) Oversample the test set to 50% positives.</w:t>
+      </w:r>
+    </w:p>
+    <w:p>
+      <w:pPr>
+        <w:pStyle w:val="ListBullet"/>
+      </w:pPr>
+      <w:r>
+        <w:rPr>
+          <w:b w:val="0"/>
+          <w:i w:val="0"/>
+        </w:rPr>
+        <w:t>b) Lower the threshold to match review capacity or costs.</w:t>
+      </w:r>
+    </w:p>
+    <w:p>
+      <w:pPr>
+        <w:pStyle w:val="ListBullet"/>
+      </w:pPr>
+      <w:r>
+        <w:rPr>
+          <w:b w:val="0"/>
+          <w:i w:val="0"/>
+        </w:rPr>
+        <w:t>c) Switch to a deep neural network.</w:t>
+      </w:r>
+    </w:p>
+    <w:p>
+      <w:pPr>
+        <w:pStyle w:val="ListBullet"/>
+      </w:pPr>
+      <w:r>
+        <w:rPr>
+          <w:b w:val="0"/>
+          <w:i w:val="0"/>
+        </w:rPr>
+        <w:t>d) Report accuracy instead.</w:t>
+      </w:r>
+    </w:p>
+    <w:p>
+      <w:r>
+        <w:rPr>
+          <w:b/>
+          <w:i w:val="0"/>
+        </w:rPr>
+        <w:t>Why?</w:t>
+      </w:r>
+    </w:p>
+    <w:p>
+      <w:pPr>
+        <w:pStyle w:val="ListBullet"/>
+      </w:pPr>
+      <w:r>
+        <w:rPr>
+          <w:b w:val="0"/>
+          <w:i w:val="0"/>
+        </w:rPr>
+        <w:t>r1) The model's ranking may be fine. Only the cut-off is wrong for rare positives.</w:t>
+      </w:r>
+    </w:p>
+    <w:p>
+      <w:pPr>
+        <w:pStyle w:val="ListBullet"/>
+      </w:pPr>
+      <w:r>
+        <w:rPr>
+          <w:b w:val="0"/>
+          <w:i w:val="0"/>
+        </w:rPr>
+        <w:t>r2) Lower thresholds always improve models.</w:t>
+      </w:r>
+    </w:p>
+    <w:p>
+      <w:pPr>
+        <w:pStyle w:val="Heading5"/>
+      </w:pPr>
+      <w:r>
+        <w:t>Exercise 2. Predict the output (level 2)</w:t>
+      </w:r>
+    </w:p>
+    <w:p>
+      <w:r>
+        <w:rPr>
+          <w:b w:val="0"/>
+          <w:i w:val="0"/>
+        </w:rPr>
+        <w:t>What does this print?</w:t>
+      </w:r>
+    </w:p>
+    <w:tbl>
+      <w:tblPr>
+        <w:tblW w:type="auto" w:w="0"/>
+        <w:jc w:val="left"/>
+        <w:tblLook w:firstColumn="1" w:firstRow="1" w:lastColumn="0" w:lastRow="0" w:noHBand="0" w:noVBand="1" w:val="04A0"/>
+      </w:tblPr>
+      <w:tblGrid>
+        <w:gridCol w:w="8221"/>
+      </w:tblGrid>
+      <w:tr>
+        <w:tc>
+          <w:tcPr>
+            <w:tcW w:type="dxa" w:w="8221"/>
+            <w:shd w:val="clear" w:color="auto" w:fill="F2F4F7"/>
+          </w:tcPr>
+          <w:p>
+            <w:pPr>
+              <w:spacing w:before="0" w:after="0" w:line="240" w:lineRule="auto"/>
+              <w:ind w:left="567" w:hanging="567"/>
+            </w:pPr>
+            <w:r>
+              <w:rPr>
+                <w:rFonts w:ascii="Consolas" w:hAnsi="Consolas" w:eastAsia="Consolas"/>
+                <w:b w:val="0"/>
+                <w:color w:val="5B6875"/>
+                <w:sz w:val="16"/>
+              </w:rPr>
+              <w:t xml:space="preserve">   1  </w:t>
+            </w:r>
+            <w:r>
+              <w:rPr>
+                <w:rFonts w:ascii="Consolas" w:hAnsi="Consolas" w:eastAsia="Consolas"/>
+                <w:b w:val="0"/>
+                <w:sz w:val="16"/>
+              </w:rPr>
               <w:t>segments = {"email": (80, 100), "chat": (4, 20)}</w:t>
             </w:r>
           </w:p>
@@ -4625,6 +5035,194 @@
         <w:t xml:space="preserve"> for precision when a segment has no flags, and for recall when it has no positives.</w:t>
       </w:r>
     </w:p>
+    <w:p>
+      <w:r>
+        <w:rPr>
+          <w:b w:val="0"/>
+          <w:i w:val="0"/>
+        </w:rPr>
+        <w:t>Your code must pass these checks:</w:t>
+      </w:r>
+    </w:p>
+    <w:p>
+      <w:pPr>
+        <w:pStyle w:val="ListBullet"/>
+      </w:pPr>
+      <w:r>
+        <w:rPr>
+          <w:b w:val="0"/>
+          <w:i w:val="0"/>
+        </w:rPr>
+        <w:t>Return the columns in the order given, one row per segment, sorted by segment.</w:t>
+      </w:r>
+    </w:p>
+    <w:p>
+      <w:pPr>
+        <w:pStyle w:val="ListBullet"/>
+      </w:pPr>
+      <w:r>
+        <w:rPr>
+          <w:b w:val="0"/>
+          <w:i w:val="0"/>
+        </w:rPr>
+        <w:t>Count true positives per segment: precision = tp / flagged, recall = tp / positives.</w:t>
+      </w:r>
+    </w:p>
+    <w:p>
+      <w:pPr>
+        <w:pStyle w:val="ListBullet"/>
+      </w:pPr>
+      <w:r>
+        <w:rPr>
+          <w:b w:val="0"/>
+          <w:i w:val="0"/>
+        </w:rPr>
+        <w:t>No flags gives no precision, and no positives gives no recall: missing, not 0.</w:t>
+      </w:r>
+    </w:p>
+    <w:p>
+      <w:r>
+        <w:rPr>
+          <w:b w:val="0"/>
+          <w:i w:val="0"/>
+        </w:rPr>
+        <w:t>Shape of the answer. The reference solution defines these names. Write the bodies yourself.</w:t>
+      </w:r>
+    </w:p>
+    <w:tbl>
+      <w:tblPr>
+        <w:tblW w:type="auto" w:w="0"/>
+        <w:jc w:val="left"/>
+        <w:tblLook w:firstColumn="1" w:firstRow="1" w:lastColumn="0" w:lastRow="0" w:noHBand="0" w:noVBand="1" w:val="04A0"/>
+      </w:tblPr>
+      <w:tblGrid>
+        <w:gridCol w:w="8221"/>
+      </w:tblGrid>
+      <w:tr>
+        <w:tc>
+          <w:tcPr>
+            <w:tcW w:type="dxa" w:w="8221"/>
+            <w:shd w:val="clear" w:color="auto" w:fill="F2F4F7"/>
+          </w:tcPr>
+          <w:p>
+            <w:pPr>
+              <w:spacing w:before="0" w:after="0" w:line="240" w:lineRule="auto"/>
+              <w:ind w:left="567" w:hanging="567"/>
+            </w:pPr>
+            <w:r>
+              <w:rPr>
+                <w:rFonts w:ascii="Consolas" w:hAnsi="Consolas" w:eastAsia="Consolas"/>
+                <w:b w:val="0"/>
+                <w:color w:val="5B6875"/>
+                <w:sz w:val="16"/>
+              </w:rPr>
+              <w:t xml:space="preserve">   1  </w:t>
+            </w:r>
+            <w:r>
+              <w:rPr>
+                <w:rFonts w:ascii="Consolas" w:hAnsi="Consolas" w:eastAsia="Consolas"/>
+                <w:b w:val="0"/>
+                <w:sz w:val="16"/>
+              </w:rPr>
+              <w:t># Count, positives, precision and recall per segment.</w:t>
+            </w:r>
+          </w:p>
+          <w:p>
+            <w:pPr>
+              <w:spacing w:before="0" w:after="0" w:line="240" w:lineRule="auto"/>
+              <w:ind w:left="567" w:hanging="567"/>
+            </w:pPr>
+            <w:r>
+              <w:rPr>
+                <w:rFonts w:ascii="Consolas" w:hAnsi="Consolas" w:eastAsia="Consolas"/>
+                <w:b w:val="0"/>
+                <w:color w:val="5B6875"/>
+                <w:sz w:val="16"/>
+              </w:rPr>
+              <w:t xml:space="preserve">   2  </w:t>
+            </w:r>
+            <w:r>
+              <w:rPr>
+                <w:rFonts w:ascii="Consolas" w:hAnsi="Consolas" w:eastAsia="Consolas"/>
+                <w:b w:val="0"/>
+                <w:sz w:val="16"/>
+              </w:rPr>
+              <w:t>def metrics_by_segment(</w:t>
+            </w:r>
+          </w:p>
+          <w:p>
+            <w:pPr>
+              <w:spacing w:before="0" w:after="0" w:line="240" w:lineRule="auto"/>
+              <w:ind w:left="567" w:hanging="567"/>
+            </w:pPr>
+            <w:r>
+              <w:rPr>
+                <w:rFonts w:ascii="Consolas" w:hAnsi="Consolas" w:eastAsia="Consolas"/>
+                <w:b w:val="0"/>
+                <w:color w:val="5B6875"/>
+                <w:sz w:val="16"/>
+              </w:rPr>
+              <w:t xml:space="preserve">   3  </w:t>
+            </w:r>
+            <w:r>
+              <w:rPr>
+                <w:rFonts w:ascii="Consolas" w:hAnsi="Consolas" w:eastAsia="Consolas"/>
+                <w:b w:val="0"/>
+                <w:sz w:val="16"/>
+              </w:rPr>
+              <w:t xml:space="preserve">    df: pd.DataFrame,</w:t>
+            </w:r>
+          </w:p>
+          <w:p>
+            <w:pPr>
+              <w:spacing w:before="0" w:after="0" w:line="240" w:lineRule="auto"/>
+              <w:ind w:left="567" w:hanging="567"/>
+            </w:pPr>
+            <w:r>
+              <w:rPr>
+                <w:rFonts w:ascii="Consolas" w:hAnsi="Consolas" w:eastAsia="Consolas"/>
+                <w:b w:val="0"/>
+                <w:color w:val="5B6875"/>
+                <w:sz w:val="16"/>
+              </w:rPr>
+              <w:t xml:space="preserve">   4  </w:t>
+            </w:r>
+            <w:r>
+              <w:rPr>
+                <w:rFonts w:ascii="Consolas" w:hAnsi="Consolas" w:eastAsia="Consolas"/>
+                <w:b w:val="0"/>
+                <w:sz w:val="16"/>
+              </w:rPr>
+              <w:t xml:space="preserve">    segment: str,</w:t>
+            </w:r>
+          </w:p>
+          <w:p>
+            <w:pPr>
+              <w:spacing w:before="0" w:after="0" w:line="240" w:lineRule="auto"/>
+              <w:ind w:left="567" w:hanging="567"/>
+            </w:pPr>
+            <w:r>
+              <w:rPr>
+                <w:rFonts w:ascii="Consolas" w:hAnsi="Consolas" w:eastAsia="Consolas"/>
+                <w:b w:val="0"/>
+                <w:color w:val="5B6875"/>
+                <w:sz w:val="16"/>
+              </w:rPr>
+              <w:t xml:space="preserve">   5  </w:t>
+            </w:r>
+            <w:r>
+              <w:rPr>
+                <w:rFonts w:ascii="Consolas" w:hAnsi="Consolas" w:eastAsia="Consolas"/>
+                <w:b w:val="0"/>
+                <w:sz w:val="16"/>
+              </w:rPr>
+              <w:t>) -&gt; pd.DataFrame: ...</w:t>
+            </w:r>
+          </w:p>
+        </w:tc>
+      </w:tr>
+    </w:tbl>
+    <w:p/>
     <w:p>
       <w:r>
         <w:rPr>

--- a/site/downloads/handbook-B12.docx
+++ b/site/downloads/handbook-B12.docx
@@ -5381,6 +5381,62 @@
           <w:i w:val="0"/>
         </w:rPr>
         <w:t>Validation reports recall 0.78, but production recall is 0.41. Tap the line that makes the evaluation unrepresentative, and fix the function.</w:t>
+      </w:r>
+    </w:p>
+    <w:p>
+      <w:r>
+        <w:rPr>
+          <w:b/>
+          <w:i w:val="0"/>
+        </w:rPr>
+        <w:t>What you need to know.</w:t>
+      </w:r>
+    </w:p>
+    <w:p>
+      <w:r>
+        <w:rPr>
+          <w:rFonts w:ascii="Consolas" w:hAnsi="Consolas" w:eastAsia="Consolas"/>
+          <w:b w:val="0"/>
+          <w:sz w:val="19"/>
+        </w:rPr>
+        <w:t>df.sample(frac=5.0, replace=True, random_state=seed)</w:t>
+      </w:r>
+      <w:r>
+        <w:rPr>
+          <w:b w:val="0"/>
+          <w:i w:val="0"/>
+        </w:rPr>
+        <w:t xml:space="preserve"> draws rows at random, with replacement, five times as many as the frame holds. Each row appears about five times. </w:t>
+      </w:r>
+      <w:r>
+        <w:rPr>
+          <w:rFonts w:ascii="Consolas" w:hAnsi="Consolas" w:eastAsia="Consolas"/>
+          <w:b w:val="0"/>
+          <w:sz w:val="19"/>
+        </w:rPr>
+        <w:t>pd.concat([a, b])</w:t>
+      </w:r>
+      <w:r>
+        <w:rPr>
+          <w:b w:val="0"/>
+          <w:i w:val="0"/>
+        </w:rPr>
+        <w:t xml:space="preserve"> stacks two frames, rows of </w:t>
+      </w:r>
+      <w:r>
+        <w:rPr>
+          <w:rFonts w:ascii="Consolas" w:hAnsi="Consolas" w:eastAsia="Consolas"/>
+          <w:b w:val="0"/>
+          <w:sz w:val="19"/>
+        </w:rPr>
+        <w:t>a</w:t>
+      </w:r>
+      <w:r>
+        <w:rPr>
+          <w:b w:val="0"/>
+          <w:i w:val="0"/>
+        </w:rPr>
+        <w:t xml:space="preserve"> first.</w:t>
       </w:r>
     </w:p>
     <w:tbl>

--- a/site/downloads/handbook-B12.docx
+++ b/site/downloads/handbook-B12.docx
@@ -5781,6 +5781,15 @@
           <w:i w:val="0"/>
         </w:rPr>
         <w:t>☐ Tests cover edge cases, including empty inputs and zeros.</w:t>
+      </w:r>
+    </w:p>
+    <w:p>
+      <w:r>
+        <w:rPr>
+          <w:b w:val="0"/>
+          <w:i w:val="0"/>
+        </w:rPr>
+        <w:t>☐ Tests use fixtures and parametrize, compare numbers with stated tolerances, isolate I/O, and run with coverage in CI.</w:t>
       </w:r>
     </w:p>
     <w:p>
